--- a/00_INDEX_ACPOS_Mother_Compliant_Basic_Design_Master.docx
+++ b/00_INDEX_ACPOS_Mother_Compliant_Basic_Design_Master.docx
@@ -6027,11 +6027,1340 @@
         <w:t>這一包是「最完整方向的 Basic Design Draft」，不是施工證據。每頁均已建立完整 artifacts 與 8 種視覺候選，但正式 DESIGN_FROZEN 仍需 Human Visual/Functional Review，並在核准後把變更 materialize 回既有 Current Authority owner。未經該步驟，不得直接施工。</w:t>
       </w:r>
     </w:p>
+    <w:p>
+      <w:pPr>
+        <w:sectPr>
+          <w:headerReference w:type="default" r:id="rId9"/>
+          <w:footerReference w:type="default" r:id="rId10"/>
+          <w:pgSz w:w="16834" w:h="11909" w:orient="landscape"/>
+          <w:pgMar w:top="605" w:right="648" w:bottom="576" w:left="648" w:header="720" w:footer="720" w:gutter="0"/>
+          <w:cols w:space="720"/>
+          <w:docGrid w:linePitch="360"/>
+        </w:sectPr>
+      </w:pPr>
+    </w:p>
+    <w:p>
+      <w:pPr>
+        <w:pStyle w:val="Heading1"/>
+      </w:pPr>
+      <w:r>
+        <w:t>2026-09-21 Source-Grounded Construction Closure Index</w:t>
+      </w:r>
+    </w:p>
+    <w:p>
+      <w:r>
+        <w:rPr>
+          <w:b/>
+        </w:rPr>
+        <w:t xml:space="preserve">[ACPOS-20260921-SOURCE-GROUNDED-CONSTRUCTION-CLOSURE-V1] </w:t>
+      </w:r>
+      <w:r>
+        <w:t>Source-grounded only. Existing Current source wins; missing source values remain blocked/decision-required. This closure supersedes the prior generic 2026-09-21 V1/V3 annex only, not the original domain logic or human visual review gates.</w:t>
+      </w:r>
+    </w:p>
+    <w:tbl>
+      <w:tblPr>
+        <w:tblStyle w:val="TableGrid"/>
+        <w:tblW w:type="auto" w:w="0"/>
+        <w:tblLook w:firstColumn="1" w:firstRow="1" w:lastColumn="0" w:lastRow="0" w:noHBand="0" w:noVBand="1" w:val="04A0"/>
+      </w:tblPr>
+      <w:tblGrid>
+        <w:gridCol w:w="2180"/>
+        <w:gridCol w:w="2180"/>
+        <w:gridCol w:w="2180"/>
+        <w:gridCol w:w="2180"/>
+        <w:gridCol w:w="2180"/>
+      </w:tblGrid>
+      <w:tr>
+        <w:trPr>
+          <w:tblHeader w:val="true"/>
+        </w:trPr>
+        <w:tc>
+          <w:tcPr>
+            <w:tcW w:type="dxa" w:w="2180"/>
+            <w:shd w:fill="EDE9FE"/>
+          </w:tcPr>
+          <w:p>
+            <w:r>
+              <w:rPr>
+                <w:sz w:val="13"/>
+              </w:rPr>
+              <w:t>Page</w:t>
+            </w:r>
+          </w:p>
+        </w:tc>
+        <w:tc>
+          <w:tcPr>
+            <w:tcW w:type="dxa" w:w="2180"/>
+            <w:shd w:fill="EDE9FE"/>
+          </w:tcPr>
+          <w:p>
+            <w:r>
+              <w:rPr>
+                <w:sz w:val="13"/>
+              </w:rPr>
+              <w:t>Expected Controls</w:t>
+            </w:r>
+          </w:p>
+        </w:tc>
+        <w:tc>
+          <w:tcPr>
+            <w:tcW w:type="dxa" w:w="2180"/>
+            <w:shd w:fill="EDE9FE"/>
+          </w:tcPr>
+          <w:p>
+            <w:r>
+              <w:rPr>
+                <w:sz w:val="13"/>
+              </w:rPr>
+              <w:t>Exact Rows</w:t>
+            </w:r>
+          </w:p>
+        </w:tc>
+        <w:tc>
+          <w:tcPr>
+            <w:tcW w:type="dxa" w:w="2180"/>
+            <w:shd w:fill="EDE9FE"/>
+          </w:tcPr>
+          <w:p>
+            <w:r>
+              <w:rPr>
+                <w:sz w:val="13"/>
+              </w:rPr>
+              <w:t>Denominator</w:t>
+            </w:r>
+          </w:p>
+        </w:tc>
+        <w:tc>
+          <w:tcPr>
+            <w:tcW w:type="dxa" w:w="2180"/>
+            <w:shd w:fill="EDE9FE"/>
+          </w:tcPr>
+          <w:p>
+            <w:r>
+              <w:rPr>
+                <w:sz w:val="13"/>
+              </w:rPr>
+              <w:t>True Runtime / Governance Status</w:t>
+            </w:r>
+          </w:p>
+        </w:tc>
+      </w:tr>
+      <w:tr>
+        <w:tc>
+          <w:tcPr>
+            <w:tcW w:type="dxa" w:w="2180"/>
+          </w:tcPr>
+          <w:p>
+            <w:r>
+              <w:rPr>
+                <w:sz w:val="13"/>
+              </w:rPr>
+              <w:t>WB-01</w:t>
+            </w:r>
+          </w:p>
+        </w:tc>
+        <w:tc>
+          <w:tcPr>
+            <w:tcW w:type="dxa" w:w="2180"/>
+          </w:tcPr>
+          <w:p>
+            <w:r>
+              <w:rPr>
+                <w:sz w:val="13"/>
+              </w:rPr>
+              <w:t>14</w:t>
+            </w:r>
+          </w:p>
+        </w:tc>
+        <w:tc>
+          <w:tcPr>
+            <w:tcW w:type="dxa" w:w="2180"/>
+          </w:tcPr>
+          <w:p>
+            <w:r>
+              <w:rPr>
+                <w:sz w:val="13"/>
+              </w:rPr>
+              <w:t>14</w:t>
+            </w:r>
+          </w:p>
+        </w:tc>
+        <w:tc>
+          <w:tcPr>
+            <w:tcW w:type="dxa" w:w="2180"/>
+          </w:tcPr>
+          <w:p>
+            <w:r>
+              <w:rPr>
+                <w:sz w:val="13"/>
+              </w:rPr>
+              <w:t>PASS</w:t>
+            </w:r>
+          </w:p>
+        </w:tc>
+        <w:tc>
+          <w:tcPr>
+            <w:tcW w:type="dxa" w:w="2180"/>
+          </w:tcPr>
+          <w:p>
+            <w:r>
+              <w:rPr>
+                <w:sz w:val="13"/>
+              </w:rPr>
+              <w:t>NO_DEFINITION_GAP</w:t>
+            </w:r>
+          </w:p>
+        </w:tc>
+      </w:tr>
+      <w:tr>
+        <w:tc>
+          <w:tcPr>
+            <w:tcW w:type="dxa" w:w="2180"/>
+          </w:tcPr>
+          <w:p>
+            <w:r>
+              <w:rPr>
+                <w:sz w:val="13"/>
+              </w:rPr>
+              <w:t>CORE-01</w:t>
+            </w:r>
+          </w:p>
+        </w:tc>
+        <w:tc>
+          <w:tcPr>
+            <w:tcW w:type="dxa" w:w="2180"/>
+          </w:tcPr>
+          <w:p>
+            <w:r>
+              <w:rPr>
+                <w:sz w:val="13"/>
+              </w:rPr>
+              <w:t>50</w:t>
+            </w:r>
+          </w:p>
+        </w:tc>
+        <w:tc>
+          <w:tcPr>
+            <w:tcW w:type="dxa" w:w="2180"/>
+          </w:tcPr>
+          <w:p>
+            <w:r>
+              <w:rPr>
+                <w:sz w:val="13"/>
+              </w:rPr>
+              <w:t>50</w:t>
+            </w:r>
+          </w:p>
+        </w:tc>
+        <w:tc>
+          <w:tcPr>
+            <w:tcW w:type="dxa" w:w="2180"/>
+          </w:tcPr>
+          <w:p>
+            <w:r>
+              <w:rPr>
+                <w:sz w:val="13"/>
+              </w:rPr>
+              <w:t>PASS</w:t>
+            </w:r>
+          </w:p>
+        </w:tc>
+        <w:tc>
+          <w:tcPr>
+            <w:tcW w:type="dxa" w:w="2180"/>
+          </w:tcPr>
+          <w:p>
+            <w:r>
+              <w:rPr>
+                <w:sz w:val="13"/>
+              </w:rPr>
+              <w:t>NO_DEFINITION_GAP</w:t>
+            </w:r>
+          </w:p>
+        </w:tc>
+      </w:tr>
+      <w:tr>
+        <w:tc>
+          <w:tcPr>
+            <w:tcW w:type="dxa" w:w="2180"/>
+          </w:tcPr>
+          <w:p>
+            <w:r>
+              <w:rPr>
+                <w:sz w:val="13"/>
+              </w:rPr>
+              <w:t>ASSET-01</w:t>
+            </w:r>
+          </w:p>
+        </w:tc>
+        <w:tc>
+          <w:tcPr>
+            <w:tcW w:type="dxa" w:w="2180"/>
+          </w:tcPr>
+          <w:p>
+            <w:r>
+              <w:rPr>
+                <w:sz w:val="13"/>
+              </w:rPr>
+              <w:t>85</w:t>
+            </w:r>
+          </w:p>
+        </w:tc>
+        <w:tc>
+          <w:tcPr>
+            <w:tcW w:type="dxa" w:w="2180"/>
+          </w:tcPr>
+          <w:p>
+            <w:r>
+              <w:rPr>
+                <w:sz w:val="13"/>
+              </w:rPr>
+              <w:t>85</w:t>
+            </w:r>
+          </w:p>
+        </w:tc>
+        <w:tc>
+          <w:tcPr>
+            <w:tcW w:type="dxa" w:w="2180"/>
+          </w:tcPr>
+          <w:p>
+            <w:r>
+              <w:rPr>
+                <w:sz w:val="13"/>
+              </w:rPr>
+              <w:t>PASS</w:t>
+            </w:r>
+          </w:p>
+        </w:tc>
+        <w:tc>
+          <w:tcPr>
+            <w:tcW w:type="dxa" w:w="2180"/>
+          </w:tcPr>
+          <w:p>
+            <w:r>
+              <w:rPr>
+                <w:sz w:val="13"/>
+              </w:rPr>
+              <w:t>NO_DEFINITION_GAP</w:t>
+            </w:r>
+          </w:p>
+        </w:tc>
+      </w:tr>
+      <w:tr>
+        <w:tc>
+          <w:tcPr>
+            <w:tcW w:type="dxa" w:w="2180"/>
+          </w:tcPr>
+          <w:p>
+            <w:r>
+              <w:rPr>
+                <w:sz w:val="13"/>
+              </w:rPr>
+              <w:t>VIDEO-01</w:t>
+            </w:r>
+          </w:p>
+        </w:tc>
+        <w:tc>
+          <w:tcPr>
+            <w:tcW w:type="dxa" w:w="2180"/>
+          </w:tcPr>
+          <w:p>
+            <w:r>
+              <w:rPr>
+                <w:sz w:val="13"/>
+              </w:rPr>
+              <w:t>85</w:t>
+            </w:r>
+          </w:p>
+        </w:tc>
+        <w:tc>
+          <w:tcPr>
+            <w:tcW w:type="dxa" w:w="2180"/>
+          </w:tcPr>
+          <w:p>
+            <w:r>
+              <w:rPr>
+                <w:sz w:val="13"/>
+              </w:rPr>
+              <w:t>85</w:t>
+            </w:r>
+          </w:p>
+        </w:tc>
+        <w:tc>
+          <w:tcPr>
+            <w:tcW w:type="dxa" w:w="2180"/>
+          </w:tcPr>
+          <w:p>
+            <w:r>
+              <w:rPr>
+                <w:sz w:val="13"/>
+              </w:rPr>
+              <w:t>PASS</w:t>
+            </w:r>
+          </w:p>
+        </w:tc>
+        <w:tc>
+          <w:tcPr>
+            <w:tcW w:type="dxa" w:w="2180"/>
+          </w:tcPr>
+          <w:p>
+            <w:r>
+              <w:rPr>
+                <w:sz w:val="13"/>
+              </w:rPr>
+              <w:t>NO_DEFINITION_GAP</w:t>
+            </w:r>
+          </w:p>
+        </w:tc>
+      </w:tr>
+      <w:tr>
+        <w:tc>
+          <w:tcPr>
+            <w:tcW w:type="dxa" w:w="2180"/>
+          </w:tcPr>
+          <w:p>
+            <w:r>
+              <w:rPr>
+                <w:sz w:val="13"/>
+              </w:rPr>
+              <w:t>EDIT-01</w:t>
+            </w:r>
+          </w:p>
+        </w:tc>
+        <w:tc>
+          <w:tcPr>
+            <w:tcW w:type="dxa" w:w="2180"/>
+          </w:tcPr>
+          <w:p>
+            <w:r>
+              <w:rPr>
+                <w:sz w:val="13"/>
+              </w:rPr>
+              <w:t>160</w:t>
+            </w:r>
+          </w:p>
+        </w:tc>
+        <w:tc>
+          <w:tcPr>
+            <w:tcW w:type="dxa" w:w="2180"/>
+          </w:tcPr>
+          <w:p>
+            <w:r>
+              <w:rPr>
+                <w:sz w:val="13"/>
+              </w:rPr>
+              <w:t>160</w:t>
+            </w:r>
+          </w:p>
+        </w:tc>
+        <w:tc>
+          <w:tcPr>
+            <w:tcW w:type="dxa" w:w="2180"/>
+          </w:tcPr>
+          <w:p>
+            <w:r>
+              <w:rPr>
+                <w:sz w:val="13"/>
+              </w:rPr>
+              <w:t>PASS</w:t>
+            </w:r>
+          </w:p>
+        </w:tc>
+        <w:tc>
+          <w:tcPr>
+            <w:tcW w:type="dxa" w:w="2180"/>
+          </w:tcPr>
+          <w:p>
+            <w:r>
+              <w:rPr>
+                <w:sz w:val="13"/>
+              </w:rPr>
+              <w:t>STALE_DERIVED_VALIDATION_COUNT</w:t>
+            </w:r>
+          </w:p>
+        </w:tc>
+      </w:tr>
+      <w:tr>
+        <w:tc>
+          <w:tcPr>
+            <w:tcW w:type="dxa" w:w="2180"/>
+          </w:tcPr>
+          <w:p>
+            <w:r>
+              <w:rPr>
+                <w:sz w:val="13"/>
+              </w:rPr>
+              <w:t>QA-01</w:t>
+            </w:r>
+          </w:p>
+        </w:tc>
+        <w:tc>
+          <w:tcPr>
+            <w:tcW w:type="dxa" w:w="2180"/>
+          </w:tcPr>
+          <w:p>
+            <w:r>
+              <w:rPr>
+                <w:sz w:val="13"/>
+              </w:rPr>
+              <w:t>87</w:t>
+            </w:r>
+          </w:p>
+        </w:tc>
+        <w:tc>
+          <w:tcPr>
+            <w:tcW w:type="dxa" w:w="2180"/>
+          </w:tcPr>
+          <w:p>
+            <w:r>
+              <w:rPr>
+                <w:sz w:val="13"/>
+              </w:rPr>
+              <w:t>87</w:t>
+            </w:r>
+          </w:p>
+        </w:tc>
+        <w:tc>
+          <w:tcPr>
+            <w:tcW w:type="dxa" w:w="2180"/>
+          </w:tcPr>
+          <w:p>
+            <w:r>
+              <w:rPr>
+                <w:sz w:val="13"/>
+              </w:rPr>
+              <w:t>PASS</w:t>
+            </w:r>
+          </w:p>
+        </w:tc>
+        <w:tc>
+          <w:tcPr>
+            <w:tcW w:type="dxa" w:w="2180"/>
+          </w:tcPr>
+          <w:p>
+            <w:r>
+              <w:rPr>
+                <w:sz w:val="13"/>
+              </w:rPr>
+              <w:t>NO_DEFINITION_GAP</w:t>
+            </w:r>
+          </w:p>
+        </w:tc>
+      </w:tr>
+      <w:tr>
+        <w:tc>
+          <w:tcPr>
+            <w:tcW w:type="dxa" w:w="2180"/>
+          </w:tcPr>
+          <w:p>
+            <w:r>
+              <w:rPr>
+                <w:sz w:val="13"/>
+              </w:rPr>
+              <w:t>DB-01</w:t>
+            </w:r>
+          </w:p>
+        </w:tc>
+        <w:tc>
+          <w:tcPr>
+            <w:tcW w:type="dxa" w:w="2180"/>
+          </w:tcPr>
+          <w:p>
+            <w:r>
+              <w:rPr>
+                <w:sz w:val="13"/>
+              </w:rPr>
+              <w:t>49</w:t>
+            </w:r>
+          </w:p>
+        </w:tc>
+        <w:tc>
+          <w:tcPr>
+            <w:tcW w:type="dxa" w:w="2180"/>
+          </w:tcPr>
+          <w:p>
+            <w:r>
+              <w:rPr>
+                <w:sz w:val="13"/>
+              </w:rPr>
+              <w:t>49</w:t>
+            </w:r>
+          </w:p>
+        </w:tc>
+        <w:tc>
+          <w:tcPr>
+            <w:tcW w:type="dxa" w:w="2180"/>
+          </w:tcPr>
+          <w:p>
+            <w:r>
+              <w:rPr>
+                <w:sz w:val="13"/>
+              </w:rPr>
+              <w:t>PASS</w:t>
+            </w:r>
+          </w:p>
+        </w:tc>
+        <w:tc>
+          <w:tcPr>
+            <w:tcW w:type="dxa" w:w="2180"/>
+          </w:tcPr>
+          <w:p>
+            <w:r>
+              <w:rPr>
+                <w:sz w:val="13"/>
+              </w:rPr>
+              <w:t>NO_DEFINITION_GAP</w:t>
+            </w:r>
+          </w:p>
+        </w:tc>
+      </w:tr>
+      <w:tr>
+        <w:tc>
+          <w:tcPr>
+            <w:tcW w:type="dxa" w:w="2180"/>
+          </w:tcPr>
+          <w:p>
+            <w:r>
+              <w:rPr>
+                <w:sz w:val="13"/>
+              </w:rPr>
+              <w:t>STR-01</w:t>
+            </w:r>
+          </w:p>
+        </w:tc>
+        <w:tc>
+          <w:tcPr>
+            <w:tcW w:type="dxa" w:w="2180"/>
+          </w:tcPr>
+          <w:p>
+            <w:r>
+              <w:rPr>
+                <w:sz w:val="13"/>
+              </w:rPr>
+              <w:t>57</w:t>
+            </w:r>
+          </w:p>
+        </w:tc>
+        <w:tc>
+          <w:tcPr>
+            <w:tcW w:type="dxa" w:w="2180"/>
+          </w:tcPr>
+          <w:p>
+            <w:r>
+              <w:rPr>
+                <w:sz w:val="13"/>
+              </w:rPr>
+              <w:t>57</w:t>
+            </w:r>
+          </w:p>
+        </w:tc>
+        <w:tc>
+          <w:tcPr>
+            <w:tcW w:type="dxa" w:w="2180"/>
+          </w:tcPr>
+          <w:p>
+            <w:r>
+              <w:rPr>
+                <w:sz w:val="13"/>
+              </w:rPr>
+              <w:t>PASS</w:t>
+            </w:r>
+          </w:p>
+        </w:tc>
+        <w:tc>
+          <w:tcPr>
+            <w:tcW w:type="dxa" w:w="2180"/>
+          </w:tcPr>
+          <w:p>
+            <w:r>
+              <w:rPr>
+                <w:sz w:val="13"/>
+              </w:rPr>
+              <w:t>NO_DEFINITION_GAP</w:t>
+            </w:r>
+          </w:p>
+        </w:tc>
+      </w:tr>
+      <w:tr>
+        <w:tc>
+          <w:tcPr>
+            <w:tcW w:type="dxa" w:w="2180"/>
+          </w:tcPr>
+          <w:p>
+            <w:r>
+              <w:rPr>
+                <w:sz w:val="13"/>
+              </w:rPr>
+              <w:t>INFO-01</w:t>
+            </w:r>
+          </w:p>
+        </w:tc>
+        <w:tc>
+          <w:tcPr>
+            <w:tcW w:type="dxa" w:w="2180"/>
+          </w:tcPr>
+          <w:p>
+            <w:r>
+              <w:rPr>
+                <w:sz w:val="13"/>
+              </w:rPr>
+              <w:t>66</w:t>
+            </w:r>
+          </w:p>
+        </w:tc>
+        <w:tc>
+          <w:tcPr>
+            <w:tcW w:type="dxa" w:w="2180"/>
+          </w:tcPr>
+          <w:p>
+            <w:r>
+              <w:rPr>
+                <w:sz w:val="13"/>
+              </w:rPr>
+              <w:t>66</w:t>
+            </w:r>
+          </w:p>
+        </w:tc>
+        <w:tc>
+          <w:tcPr>
+            <w:tcW w:type="dxa" w:w="2180"/>
+          </w:tcPr>
+          <w:p>
+            <w:r>
+              <w:rPr>
+                <w:sz w:val="13"/>
+              </w:rPr>
+              <w:t>PASS</w:t>
+            </w:r>
+          </w:p>
+        </w:tc>
+        <w:tc>
+          <w:tcPr>
+            <w:tcW w:type="dxa" w:w="2180"/>
+          </w:tcPr>
+          <w:p>
+            <w:r>
+              <w:rPr>
+                <w:sz w:val="13"/>
+              </w:rPr>
+              <w:t>NO_DEFINITION_GAP</w:t>
+            </w:r>
+          </w:p>
+        </w:tc>
+      </w:tr>
+      <w:tr>
+        <w:tc>
+          <w:tcPr>
+            <w:tcW w:type="dxa" w:w="2180"/>
+          </w:tcPr>
+          <w:p>
+            <w:r>
+              <w:rPr>
+                <w:sz w:val="13"/>
+              </w:rPr>
+              <w:t>SYS-01</w:t>
+            </w:r>
+          </w:p>
+        </w:tc>
+        <w:tc>
+          <w:tcPr>
+            <w:tcW w:type="dxa" w:w="2180"/>
+          </w:tcPr>
+          <w:p>
+            <w:r>
+              <w:rPr>
+                <w:sz w:val="13"/>
+              </w:rPr>
+              <w:t>12</w:t>
+            </w:r>
+          </w:p>
+        </w:tc>
+        <w:tc>
+          <w:tcPr>
+            <w:tcW w:type="dxa" w:w="2180"/>
+          </w:tcPr>
+          <w:p>
+            <w:r>
+              <w:rPr>
+                <w:sz w:val="13"/>
+              </w:rPr>
+              <w:t>12</w:t>
+            </w:r>
+          </w:p>
+        </w:tc>
+        <w:tc>
+          <w:tcPr>
+            <w:tcW w:type="dxa" w:w="2180"/>
+          </w:tcPr>
+          <w:p>
+            <w:r>
+              <w:rPr>
+                <w:sz w:val="13"/>
+              </w:rPr>
+              <w:t>PASS</w:t>
+            </w:r>
+          </w:p>
+        </w:tc>
+        <w:tc>
+          <w:tcPr>
+            <w:tcW w:type="dxa" w:w="2180"/>
+          </w:tcPr>
+          <w:p>
+            <w:r>
+              <w:rPr>
+                <w:sz w:val="13"/>
+              </w:rPr>
+              <w:t>NO_DEFINITION_GAP</w:t>
+            </w:r>
+          </w:p>
+        </w:tc>
+      </w:tr>
+      <w:tr>
+        <w:tc>
+          <w:tcPr>
+            <w:tcW w:type="dxa" w:w="2180"/>
+          </w:tcPr>
+          <w:p>
+            <w:r>
+              <w:rPr>
+                <w:sz w:val="13"/>
+              </w:rPr>
+              <w:t>IAM-01</w:t>
+            </w:r>
+          </w:p>
+        </w:tc>
+        <w:tc>
+          <w:tcPr>
+            <w:tcW w:type="dxa" w:w="2180"/>
+          </w:tcPr>
+          <w:p>
+            <w:r>
+              <w:rPr>
+                <w:sz w:val="13"/>
+              </w:rPr>
+              <w:t>14</w:t>
+            </w:r>
+          </w:p>
+        </w:tc>
+        <w:tc>
+          <w:tcPr>
+            <w:tcW w:type="dxa" w:w="2180"/>
+          </w:tcPr>
+          <w:p>
+            <w:r>
+              <w:rPr>
+                <w:sz w:val="13"/>
+              </w:rPr>
+              <w:t>14</w:t>
+            </w:r>
+          </w:p>
+        </w:tc>
+        <w:tc>
+          <w:tcPr>
+            <w:tcW w:type="dxa" w:w="2180"/>
+          </w:tcPr>
+          <w:p>
+            <w:r>
+              <w:rPr>
+                <w:sz w:val="13"/>
+              </w:rPr>
+              <w:t>PASS</w:t>
+            </w:r>
+          </w:p>
+        </w:tc>
+        <w:tc>
+          <w:tcPr>
+            <w:tcW w:type="dxa" w:w="2180"/>
+          </w:tcPr>
+          <w:p>
+            <w:r>
+              <w:rPr>
+                <w:sz w:val="13"/>
+              </w:rPr>
+              <w:t>NO_DEFINITION_GAP</w:t>
+            </w:r>
+          </w:p>
+        </w:tc>
+      </w:tr>
+      <w:tr>
+        <w:tc>
+          <w:tcPr>
+            <w:tcW w:type="dxa" w:w="2180"/>
+          </w:tcPr>
+          <w:p>
+            <w:r>
+              <w:rPr>
+                <w:sz w:val="13"/>
+              </w:rPr>
+              <w:t>DEV-01</w:t>
+            </w:r>
+          </w:p>
+        </w:tc>
+        <w:tc>
+          <w:tcPr>
+            <w:tcW w:type="dxa" w:w="2180"/>
+          </w:tcPr>
+          <w:p>
+            <w:r>
+              <w:rPr>
+                <w:sz w:val="13"/>
+              </w:rPr>
+              <w:t>22</w:t>
+            </w:r>
+          </w:p>
+        </w:tc>
+        <w:tc>
+          <w:tcPr>
+            <w:tcW w:type="dxa" w:w="2180"/>
+          </w:tcPr>
+          <w:p>
+            <w:r>
+              <w:rPr>
+                <w:sz w:val="13"/>
+              </w:rPr>
+              <w:t>22</w:t>
+            </w:r>
+          </w:p>
+        </w:tc>
+        <w:tc>
+          <w:tcPr>
+            <w:tcW w:type="dxa" w:w="2180"/>
+          </w:tcPr>
+          <w:p>
+            <w:r>
+              <w:rPr>
+                <w:sz w:val="13"/>
+              </w:rPr>
+              <w:t>PASS</w:t>
+            </w:r>
+          </w:p>
+        </w:tc>
+        <w:tc>
+          <w:tcPr>
+            <w:tcW w:type="dxa" w:w="2180"/>
+          </w:tcPr>
+          <w:p>
+            <w:r>
+              <w:rPr>
+                <w:sz w:val="13"/>
+              </w:rPr>
+              <w:t>NO_DEFINITION_GAP</w:t>
+            </w:r>
+          </w:p>
+        </w:tc>
+      </w:tr>
+      <w:tr>
+        <w:tc>
+          <w:tcPr>
+            <w:tcW w:type="dxa" w:w="2180"/>
+          </w:tcPr>
+          <w:p>
+            <w:r>
+              <w:rPr>
+                <w:sz w:val="13"/>
+              </w:rPr>
+              <w:t>SOC-01</w:t>
+            </w:r>
+          </w:p>
+        </w:tc>
+        <w:tc>
+          <w:tcPr>
+            <w:tcW w:type="dxa" w:w="2180"/>
+          </w:tcPr>
+          <w:p>
+            <w:r>
+              <w:rPr>
+                <w:sz w:val="13"/>
+              </w:rPr>
+              <w:t>67</w:t>
+            </w:r>
+          </w:p>
+        </w:tc>
+        <w:tc>
+          <w:tcPr>
+            <w:tcW w:type="dxa" w:w="2180"/>
+          </w:tcPr>
+          <w:p>
+            <w:r>
+              <w:rPr>
+                <w:sz w:val="13"/>
+              </w:rPr>
+              <w:t>67</w:t>
+            </w:r>
+          </w:p>
+        </w:tc>
+        <w:tc>
+          <w:tcPr>
+            <w:tcW w:type="dxa" w:w="2180"/>
+          </w:tcPr>
+          <w:p>
+            <w:r>
+              <w:rPr>
+                <w:sz w:val="13"/>
+              </w:rPr>
+              <w:t>PASS</w:t>
+            </w:r>
+          </w:p>
+        </w:tc>
+        <w:tc>
+          <w:tcPr>
+            <w:tcW w:type="dxa" w:w="2180"/>
+          </w:tcPr>
+          <w:p>
+            <w:r>
+              <w:rPr>
+                <w:sz w:val="13"/>
+              </w:rPr>
+              <w:t>NO_DEFINITION_GAP</w:t>
+            </w:r>
+          </w:p>
+        </w:tc>
+      </w:tr>
+      <w:tr>
+        <w:tc>
+          <w:tcPr>
+            <w:tcW w:type="dxa" w:w="2180"/>
+          </w:tcPr>
+          <w:p>
+            <w:r>
+              <w:rPr>
+                <w:sz w:val="13"/>
+              </w:rPr>
+              <w:t>ERP-01</w:t>
+            </w:r>
+          </w:p>
+        </w:tc>
+        <w:tc>
+          <w:tcPr>
+            <w:tcW w:type="dxa" w:w="2180"/>
+          </w:tcPr>
+          <w:p>
+            <w:r>
+              <w:rPr>
+                <w:sz w:val="13"/>
+              </w:rPr>
+              <w:t>42</w:t>
+            </w:r>
+          </w:p>
+        </w:tc>
+        <w:tc>
+          <w:tcPr>
+            <w:tcW w:type="dxa" w:w="2180"/>
+          </w:tcPr>
+          <w:p>
+            <w:r>
+              <w:rPr>
+                <w:sz w:val="13"/>
+              </w:rPr>
+              <w:t>42</w:t>
+            </w:r>
+          </w:p>
+        </w:tc>
+        <w:tc>
+          <w:tcPr>
+            <w:tcW w:type="dxa" w:w="2180"/>
+          </w:tcPr>
+          <w:p>
+            <w:r>
+              <w:rPr>
+                <w:sz w:val="13"/>
+              </w:rPr>
+              <w:t>PASS</w:t>
+            </w:r>
+          </w:p>
+        </w:tc>
+        <w:tc>
+          <w:tcPr>
+            <w:tcW w:type="dxa" w:w="2180"/>
+          </w:tcPr>
+          <w:p>
+            <w:r>
+              <w:rPr>
+                <w:sz w:val="13"/>
+              </w:rPr>
+              <w:t>NO_DEFINITION_GAP</w:t>
+            </w:r>
+          </w:p>
+        </w:tc>
+      </w:tr>
+      <w:tr>
+        <w:tc>
+          <w:tcPr>
+            <w:tcW w:type="dxa" w:w="2180"/>
+          </w:tcPr>
+          <w:p>
+            <w:r>
+              <w:rPr>
+                <w:sz w:val="13"/>
+              </w:rPr>
+              <w:t>AIAPI-01</w:t>
+            </w:r>
+          </w:p>
+        </w:tc>
+        <w:tc>
+          <w:tcPr>
+            <w:tcW w:type="dxa" w:w="2180"/>
+          </w:tcPr>
+          <w:p>
+            <w:r>
+              <w:rPr>
+                <w:sz w:val="13"/>
+              </w:rPr>
+              <w:t>17</w:t>
+            </w:r>
+          </w:p>
+        </w:tc>
+        <w:tc>
+          <w:tcPr>
+            <w:tcW w:type="dxa" w:w="2180"/>
+          </w:tcPr>
+          <w:p>
+            <w:r>
+              <w:rPr>
+                <w:sz w:val="13"/>
+              </w:rPr>
+              <w:t>17</w:t>
+            </w:r>
+          </w:p>
+        </w:tc>
+        <w:tc>
+          <w:tcPr>
+            <w:tcW w:type="dxa" w:w="2180"/>
+          </w:tcPr>
+          <w:p>
+            <w:r>
+              <w:rPr>
+                <w:sz w:val="13"/>
+              </w:rPr>
+              <w:t>PASS</w:t>
+            </w:r>
+          </w:p>
+        </w:tc>
+        <w:tc>
+          <w:tcPr>
+            <w:tcW w:type="dxa" w:w="2180"/>
+          </w:tcPr>
+          <w:p>
+            <w:r>
+              <w:rPr>
+                <w:sz w:val="13"/>
+              </w:rPr>
+              <w:t>NO_DEFINITION_GAP</w:t>
+            </w:r>
+          </w:p>
+        </w:tc>
+      </w:tr>
+      <w:tr>
+        <w:tc>
+          <w:tcPr>
+            <w:tcW w:type="dxa" w:w="2180"/>
+          </w:tcPr>
+          <w:p>
+            <w:r>
+              <w:rPr>
+                <w:sz w:val="13"/>
+              </w:rPr>
+              <w:t>SG-02</w:t>
+            </w:r>
+          </w:p>
+        </w:tc>
+        <w:tc>
+          <w:tcPr>
+            <w:tcW w:type="dxa" w:w="2180"/>
+          </w:tcPr>
+          <w:p>
+            <w:r>
+              <w:rPr>
+                <w:sz w:val="13"/>
+              </w:rPr>
+              <w:t>11</w:t>
+            </w:r>
+          </w:p>
+        </w:tc>
+        <w:tc>
+          <w:tcPr>
+            <w:tcW w:type="dxa" w:w="2180"/>
+          </w:tcPr>
+          <w:p>
+            <w:r>
+              <w:rPr>
+                <w:sz w:val="13"/>
+              </w:rPr>
+              <w:t>11</w:t>
+            </w:r>
+          </w:p>
+        </w:tc>
+        <w:tc>
+          <w:tcPr>
+            <w:tcW w:type="dxa" w:w="2180"/>
+          </w:tcPr>
+          <w:p>
+            <w:r>
+              <w:rPr>
+                <w:sz w:val="13"/>
+              </w:rPr>
+              <w:t>PASS</w:t>
+            </w:r>
+          </w:p>
+        </w:tc>
+        <w:tc>
+          <w:tcPr>
+            <w:tcW w:type="dxa" w:w="2180"/>
+          </w:tcPr>
+          <w:p>
+            <w:r>
+              <w:rPr>
+                <w:sz w:val="13"/>
+              </w:rPr>
+              <w:t>RUNTIME_BINDING_VALIDATION</w:t>
+            </w:r>
+          </w:p>
+        </w:tc>
+      </w:tr>
+      <w:tr>
+        <w:tc>
+          <w:tcPr>
+            <w:tcW w:type="dxa" w:w="2180"/>
+          </w:tcPr>
+          <w:p>
+            <w:r>
+              <w:rPr>
+                <w:sz w:val="13"/>
+              </w:rPr>
+              <w:t>ADMIN-STR-01</w:t>
+            </w:r>
+          </w:p>
+        </w:tc>
+        <w:tc>
+          <w:tcPr>
+            <w:tcW w:type="dxa" w:w="2180"/>
+          </w:tcPr>
+          <w:p>
+            <w:r>
+              <w:rPr>
+                <w:sz w:val="13"/>
+              </w:rPr>
+              <w:t>19</w:t>
+            </w:r>
+          </w:p>
+        </w:tc>
+        <w:tc>
+          <w:tcPr>
+            <w:tcW w:type="dxa" w:w="2180"/>
+          </w:tcPr>
+          <w:p>
+            <w:r>
+              <w:rPr>
+                <w:sz w:val="13"/>
+              </w:rPr>
+              <w:t>19</w:t>
+            </w:r>
+          </w:p>
+        </w:tc>
+        <w:tc>
+          <w:tcPr>
+            <w:tcW w:type="dxa" w:w="2180"/>
+          </w:tcPr>
+          <w:p>
+            <w:r>
+              <w:rPr>
+                <w:sz w:val="13"/>
+              </w:rPr>
+              <w:t>PASS</w:t>
+            </w:r>
+          </w:p>
+        </w:tc>
+        <w:tc>
+          <w:tcPr>
+            <w:tcW w:type="dxa" w:w="2180"/>
+          </w:tcPr>
+          <w:p>
+            <w:r>
+              <w:rPr>
+                <w:sz w:val="13"/>
+              </w:rPr>
+              <w:t>RUNTIME_IMPLEMENTATION_BLOCKED; RUNTIME_IMPLEMENTATION_BLOCKED; RUNTIME_IMPLEMENTATION_BLOCKED; RUNTIME_IMPLEMENTATION_BLOCKED; RUNTIME_IMPLEMENTATION_BLOCKED; RUNTIME_IMPLEMENTATION_BLOCKED; PARTIAL_RUNTIME_MATERIALIZATION</w:t>
+            </w:r>
+          </w:p>
+        </w:tc>
+      </w:tr>
+      <w:tr>
+        <w:tc>
+          <w:tcPr>
+            <w:tcW w:type="dxa" w:w="2180"/>
+          </w:tcPr>
+          <w:p>
+            <w:r>
+              <w:rPr>
+                <w:sz w:val="13"/>
+              </w:rPr>
+              <w:t>KB-01</w:t>
+            </w:r>
+          </w:p>
+        </w:tc>
+        <w:tc>
+          <w:tcPr>
+            <w:tcW w:type="dxa" w:w="2180"/>
+          </w:tcPr>
+          <w:p>
+            <w:r>
+              <w:rPr>
+                <w:sz w:val="13"/>
+              </w:rPr>
+              <w:t>27</w:t>
+            </w:r>
+          </w:p>
+        </w:tc>
+        <w:tc>
+          <w:tcPr>
+            <w:tcW w:type="dxa" w:w="2180"/>
+          </w:tcPr>
+          <w:p>
+            <w:r>
+              <w:rPr>
+                <w:sz w:val="13"/>
+              </w:rPr>
+              <w:t>27</w:t>
+            </w:r>
+          </w:p>
+        </w:tc>
+        <w:tc>
+          <w:tcPr>
+            <w:tcW w:type="dxa" w:w="2180"/>
+          </w:tcPr>
+          <w:p>
+            <w:r>
+              <w:rPr>
+                <w:sz w:val="13"/>
+              </w:rPr>
+              <w:t>PASS</w:t>
+            </w:r>
+          </w:p>
+        </w:tc>
+        <w:tc>
+          <w:tcPr>
+            <w:tcW w:type="dxa" w:w="2180"/>
+          </w:tcPr>
+          <w:p>
+            <w:r>
+              <w:rPr>
+                <w:sz w:val="13"/>
+              </w:rPr>
+              <w:t>IMPLEMENTATION_EXECUTION_EVIDENCE</w:t>
+            </w:r>
+          </w:p>
+        </w:tc>
+      </w:tr>
+    </w:tbl>
+    <w:p>
+      <w:r>
+        <w:t>This index records construction definition status only. Human Visual Review / Design Freeze and Production runtime acceptance remain independent gates.</w:t>
+      </w:r>
+    </w:p>
     <w:sectPr>
-      <w:headerReference w:type="default" r:id="rId9"/>
-      <w:footerReference w:type="default" r:id="rId10"/>
-      <w:pgSz w:w="16834" w:h="11909" w:orient="landscape"/>
-      <w:pgMar w:top="605" w:right="648" w:bottom="576" w:left="648" w:header="720" w:footer="720" w:gutter="0"/>
+      <w:pgSz w:w="11909" w:h="16834" w:orient="landscape"/>
+      <w:pgMar w:top="576" w:right="504" w:bottom="576" w:left="504" w:header="720" w:footer="720" w:gutter="0"/>
       <w:cols w:space="720"/>
       <w:docGrid w:linePitch="360"/>
     </w:sectPr>

--- a/00_INDEX_ACPOS_Mother_Compliant_Basic_Design_Master.docx
+++ b/00_INDEX_ACPOS_Mother_Compliant_Basic_Design_Master.docx
@@ -6029,11 +6029,17 @@
     </w:p>
     <w:p>
       <w:pPr>
+        <w:pStyle w:val="Heading1"/>
+      </w:pPr>
+      <w:r>
+        <w:t>2026-09-21 Source-Grounded Construction Closure Index</w:t>
+      </w:r>
+    </w:p>
+    <w:p>
+      <w:pPr>
         <w:sectPr>
-          <w:headerReference w:type="default" r:id="rId9"/>
-          <w:footerReference w:type="default" r:id="rId10"/>
-          <w:pgSz w:w="16834" w:h="11909" w:orient="landscape"/>
-          <w:pgMar w:top="605" w:right="648" w:bottom="576" w:left="648" w:header="720" w:footer="720" w:gutter="0"/>
+          <w:pgSz w:w="11909" w:h="16834" w:orient="landscape"/>
+          <w:pgMar w:top="576" w:right="504" w:bottom="576" w:left="504" w:header="720" w:footer="720" w:gutter="0"/>
           <w:cols w:space="720"/>
           <w:docGrid w:linePitch="360"/>
         </w:sectPr>
@@ -6052,7 +6058,7 @@
         <w:rPr>
           <w:b/>
         </w:rPr>
-        <w:t xml:space="preserve">[ACPOS-20260921-SOURCE-GROUNDED-CONSTRUCTION-CLOSURE-V1] </w:t>
+        <w:t xml:space="preserve">[ACPOS-20260921-SOURCE-GROUNDED-CONSTRUCTION-CLOSURE-V2] </w:t>
       </w:r>
       <w:r>
         <w:t>Source-grounded only. Existing Current source wins; missing source values remain blocked/decision-required. This closure supersedes the prior generic 2026-09-21 V1/V3 annex only, not the original domain logic or human visual review gates.</w:t>
@@ -6065,11 +6071,11 @@
         <w:tblLook w:firstColumn="1" w:firstRow="1" w:lastColumn="0" w:lastRow="0" w:noHBand="0" w:noVBand="1" w:val="04A0"/>
       </w:tblPr>
       <w:tblGrid>
-        <w:gridCol w:w="2180"/>
-        <w:gridCol w:w="2180"/>
-        <w:gridCol w:w="2180"/>
-        <w:gridCol w:w="2180"/>
-        <w:gridCol w:w="2180"/>
+        <w:gridCol w:w="3165"/>
+        <w:gridCol w:w="3165"/>
+        <w:gridCol w:w="3165"/>
+        <w:gridCol w:w="3165"/>
+        <w:gridCol w:w="3165"/>
       </w:tblGrid>
       <w:tr>
         <w:trPr>
@@ -6077,7 +6083,7 @@
         </w:trPr>
         <w:tc>
           <w:tcPr>
-            <w:tcW w:type="dxa" w:w="2180"/>
+            <w:tcW w:type="dxa" w:w="3165"/>
             <w:shd w:fill="EDE9FE"/>
           </w:tcPr>
           <w:p>
@@ -6091,7 +6097,7 @@
         </w:tc>
         <w:tc>
           <w:tcPr>
-            <w:tcW w:type="dxa" w:w="2180"/>
+            <w:tcW w:type="dxa" w:w="3165"/>
             <w:shd w:fill="EDE9FE"/>
           </w:tcPr>
           <w:p>
@@ -6105,7 +6111,7 @@
         </w:tc>
         <w:tc>
           <w:tcPr>
-            <w:tcW w:type="dxa" w:w="2180"/>
+            <w:tcW w:type="dxa" w:w="3165"/>
             <w:shd w:fill="EDE9FE"/>
           </w:tcPr>
           <w:p>
@@ -6119,7 +6125,7 @@
         </w:tc>
         <w:tc>
           <w:tcPr>
-            <w:tcW w:type="dxa" w:w="2180"/>
+            <w:tcW w:type="dxa" w:w="3165"/>
             <w:shd w:fill="EDE9FE"/>
           </w:tcPr>
           <w:p>
@@ -6133,7 +6139,7 @@
         </w:tc>
         <w:tc>
           <w:tcPr>
-            <w:tcW w:type="dxa" w:w="2180"/>
+            <w:tcW w:type="dxa" w:w="3165"/>
             <w:shd w:fill="EDE9FE"/>
           </w:tcPr>
           <w:p>
@@ -6149,7 +6155,7 @@
       <w:tr>
         <w:tc>
           <w:tcPr>
-            <w:tcW w:type="dxa" w:w="2180"/>
+            <w:tcW w:type="dxa" w:w="3165"/>
           </w:tcPr>
           <w:p>
             <w:r>
@@ -6162,7 +6168,7 @@
         </w:tc>
         <w:tc>
           <w:tcPr>
-            <w:tcW w:type="dxa" w:w="2180"/>
+            <w:tcW w:type="dxa" w:w="3165"/>
           </w:tcPr>
           <w:p>
             <w:r>
@@ -6175,7 +6181,7 @@
         </w:tc>
         <w:tc>
           <w:tcPr>
-            <w:tcW w:type="dxa" w:w="2180"/>
+            <w:tcW w:type="dxa" w:w="3165"/>
           </w:tcPr>
           <w:p>
             <w:r>
@@ -6188,7 +6194,7 @@
         </w:tc>
         <w:tc>
           <w:tcPr>
-            <w:tcW w:type="dxa" w:w="2180"/>
+            <w:tcW w:type="dxa" w:w="3165"/>
           </w:tcPr>
           <w:p>
             <w:r>
@@ -6201,7 +6207,7 @@
         </w:tc>
         <w:tc>
           <w:tcPr>
-            <w:tcW w:type="dxa" w:w="2180"/>
+            <w:tcW w:type="dxa" w:w="3165"/>
           </w:tcPr>
           <w:p>
             <w:r>
@@ -6216,7 +6222,7 @@
       <w:tr>
         <w:tc>
           <w:tcPr>
-            <w:tcW w:type="dxa" w:w="2180"/>
+            <w:tcW w:type="dxa" w:w="3165"/>
           </w:tcPr>
           <w:p>
             <w:r>
@@ -6229,7 +6235,7 @@
         </w:tc>
         <w:tc>
           <w:tcPr>
-            <w:tcW w:type="dxa" w:w="2180"/>
+            <w:tcW w:type="dxa" w:w="3165"/>
           </w:tcPr>
           <w:p>
             <w:r>
@@ -6242,7 +6248,7 @@
         </w:tc>
         <w:tc>
           <w:tcPr>
-            <w:tcW w:type="dxa" w:w="2180"/>
+            <w:tcW w:type="dxa" w:w="3165"/>
           </w:tcPr>
           <w:p>
             <w:r>
@@ -6255,7 +6261,7 @@
         </w:tc>
         <w:tc>
           <w:tcPr>
-            <w:tcW w:type="dxa" w:w="2180"/>
+            <w:tcW w:type="dxa" w:w="3165"/>
           </w:tcPr>
           <w:p>
             <w:r>
@@ -6268,7 +6274,7 @@
         </w:tc>
         <w:tc>
           <w:tcPr>
-            <w:tcW w:type="dxa" w:w="2180"/>
+            <w:tcW w:type="dxa" w:w="3165"/>
           </w:tcPr>
           <w:p>
             <w:r>
@@ -6283,7 +6289,7 @@
       <w:tr>
         <w:tc>
           <w:tcPr>
-            <w:tcW w:type="dxa" w:w="2180"/>
+            <w:tcW w:type="dxa" w:w="3165"/>
           </w:tcPr>
           <w:p>
             <w:r>
@@ -6296,7 +6302,7 @@
         </w:tc>
         <w:tc>
           <w:tcPr>
-            <w:tcW w:type="dxa" w:w="2180"/>
+            <w:tcW w:type="dxa" w:w="3165"/>
           </w:tcPr>
           <w:p>
             <w:r>
@@ -6309,7 +6315,7 @@
         </w:tc>
         <w:tc>
           <w:tcPr>
-            <w:tcW w:type="dxa" w:w="2180"/>
+            <w:tcW w:type="dxa" w:w="3165"/>
           </w:tcPr>
           <w:p>
             <w:r>
@@ -6322,7 +6328,7 @@
         </w:tc>
         <w:tc>
           <w:tcPr>
-            <w:tcW w:type="dxa" w:w="2180"/>
+            <w:tcW w:type="dxa" w:w="3165"/>
           </w:tcPr>
           <w:p>
             <w:r>
@@ -6335,7 +6341,7 @@
         </w:tc>
         <w:tc>
           <w:tcPr>
-            <w:tcW w:type="dxa" w:w="2180"/>
+            <w:tcW w:type="dxa" w:w="3165"/>
           </w:tcPr>
           <w:p>
             <w:r>
@@ -6350,7 +6356,7 @@
       <w:tr>
         <w:tc>
           <w:tcPr>
-            <w:tcW w:type="dxa" w:w="2180"/>
+            <w:tcW w:type="dxa" w:w="3165"/>
           </w:tcPr>
           <w:p>
             <w:r>
@@ -6363,7 +6369,7 @@
         </w:tc>
         <w:tc>
           <w:tcPr>
-            <w:tcW w:type="dxa" w:w="2180"/>
+            <w:tcW w:type="dxa" w:w="3165"/>
           </w:tcPr>
           <w:p>
             <w:r>
@@ -6376,7 +6382,7 @@
         </w:tc>
         <w:tc>
           <w:tcPr>
-            <w:tcW w:type="dxa" w:w="2180"/>
+            <w:tcW w:type="dxa" w:w="3165"/>
           </w:tcPr>
           <w:p>
             <w:r>
@@ -6389,7 +6395,7 @@
         </w:tc>
         <w:tc>
           <w:tcPr>
-            <w:tcW w:type="dxa" w:w="2180"/>
+            <w:tcW w:type="dxa" w:w="3165"/>
           </w:tcPr>
           <w:p>
             <w:r>
@@ -6402,7 +6408,7 @@
         </w:tc>
         <w:tc>
           <w:tcPr>
-            <w:tcW w:type="dxa" w:w="2180"/>
+            <w:tcW w:type="dxa" w:w="3165"/>
           </w:tcPr>
           <w:p>
             <w:r>
@@ -6417,7 +6423,7 @@
       <w:tr>
         <w:tc>
           <w:tcPr>
-            <w:tcW w:type="dxa" w:w="2180"/>
+            <w:tcW w:type="dxa" w:w="3165"/>
           </w:tcPr>
           <w:p>
             <w:r>
@@ -6430,7 +6436,7 @@
         </w:tc>
         <w:tc>
           <w:tcPr>
-            <w:tcW w:type="dxa" w:w="2180"/>
+            <w:tcW w:type="dxa" w:w="3165"/>
           </w:tcPr>
           <w:p>
             <w:r>
@@ -6443,7 +6449,7 @@
         </w:tc>
         <w:tc>
           <w:tcPr>
-            <w:tcW w:type="dxa" w:w="2180"/>
+            <w:tcW w:type="dxa" w:w="3165"/>
           </w:tcPr>
           <w:p>
             <w:r>
@@ -6456,7 +6462,7 @@
         </w:tc>
         <w:tc>
           <w:tcPr>
-            <w:tcW w:type="dxa" w:w="2180"/>
+            <w:tcW w:type="dxa" w:w="3165"/>
           </w:tcPr>
           <w:p>
             <w:r>
@@ -6469,7 +6475,7 @@
         </w:tc>
         <w:tc>
           <w:tcPr>
-            <w:tcW w:type="dxa" w:w="2180"/>
+            <w:tcW w:type="dxa" w:w="3165"/>
           </w:tcPr>
           <w:p>
             <w:r>
@@ -6484,7 +6490,7 @@
       <w:tr>
         <w:tc>
           <w:tcPr>
-            <w:tcW w:type="dxa" w:w="2180"/>
+            <w:tcW w:type="dxa" w:w="3165"/>
           </w:tcPr>
           <w:p>
             <w:r>
@@ -6497,7 +6503,7 @@
         </w:tc>
         <w:tc>
           <w:tcPr>
-            <w:tcW w:type="dxa" w:w="2180"/>
+            <w:tcW w:type="dxa" w:w="3165"/>
           </w:tcPr>
           <w:p>
             <w:r>
@@ -6510,7 +6516,7 @@
         </w:tc>
         <w:tc>
           <w:tcPr>
-            <w:tcW w:type="dxa" w:w="2180"/>
+            <w:tcW w:type="dxa" w:w="3165"/>
           </w:tcPr>
           <w:p>
             <w:r>
@@ -6523,7 +6529,7 @@
         </w:tc>
         <w:tc>
           <w:tcPr>
-            <w:tcW w:type="dxa" w:w="2180"/>
+            <w:tcW w:type="dxa" w:w="3165"/>
           </w:tcPr>
           <w:p>
             <w:r>
@@ -6536,7 +6542,7 @@
         </w:tc>
         <w:tc>
           <w:tcPr>
-            <w:tcW w:type="dxa" w:w="2180"/>
+            <w:tcW w:type="dxa" w:w="3165"/>
           </w:tcPr>
           <w:p>
             <w:r>
@@ -6551,7 +6557,7 @@
       <w:tr>
         <w:tc>
           <w:tcPr>
-            <w:tcW w:type="dxa" w:w="2180"/>
+            <w:tcW w:type="dxa" w:w="3165"/>
           </w:tcPr>
           <w:p>
             <w:r>
@@ -6564,7 +6570,7 @@
         </w:tc>
         <w:tc>
           <w:tcPr>
-            <w:tcW w:type="dxa" w:w="2180"/>
+            <w:tcW w:type="dxa" w:w="3165"/>
           </w:tcPr>
           <w:p>
             <w:r>
@@ -6577,7 +6583,7 @@
         </w:tc>
         <w:tc>
           <w:tcPr>
-            <w:tcW w:type="dxa" w:w="2180"/>
+            <w:tcW w:type="dxa" w:w="3165"/>
           </w:tcPr>
           <w:p>
             <w:r>
@@ -6590,7 +6596,7 @@
         </w:tc>
         <w:tc>
           <w:tcPr>
-            <w:tcW w:type="dxa" w:w="2180"/>
+            <w:tcW w:type="dxa" w:w="3165"/>
           </w:tcPr>
           <w:p>
             <w:r>
@@ -6603,7 +6609,7 @@
         </w:tc>
         <w:tc>
           <w:tcPr>
-            <w:tcW w:type="dxa" w:w="2180"/>
+            <w:tcW w:type="dxa" w:w="3165"/>
           </w:tcPr>
           <w:p>
             <w:r>
@@ -6618,7 +6624,7 @@
       <w:tr>
         <w:tc>
           <w:tcPr>
-            <w:tcW w:type="dxa" w:w="2180"/>
+            <w:tcW w:type="dxa" w:w="3165"/>
           </w:tcPr>
           <w:p>
             <w:r>
@@ -6631,7 +6637,7 @@
         </w:tc>
         <w:tc>
           <w:tcPr>
-            <w:tcW w:type="dxa" w:w="2180"/>
+            <w:tcW w:type="dxa" w:w="3165"/>
           </w:tcPr>
           <w:p>
             <w:r>
@@ -6644,7 +6650,7 @@
         </w:tc>
         <w:tc>
           <w:tcPr>
-            <w:tcW w:type="dxa" w:w="2180"/>
+            <w:tcW w:type="dxa" w:w="3165"/>
           </w:tcPr>
           <w:p>
             <w:r>
@@ -6657,7 +6663,7 @@
         </w:tc>
         <w:tc>
           <w:tcPr>
-            <w:tcW w:type="dxa" w:w="2180"/>
+            <w:tcW w:type="dxa" w:w="3165"/>
           </w:tcPr>
           <w:p>
             <w:r>
@@ -6670,7 +6676,7 @@
         </w:tc>
         <w:tc>
           <w:tcPr>
-            <w:tcW w:type="dxa" w:w="2180"/>
+            <w:tcW w:type="dxa" w:w="3165"/>
           </w:tcPr>
           <w:p>
             <w:r>
@@ -6685,7 +6691,7 @@
       <w:tr>
         <w:tc>
           <w:tcPr>
-            <w:tcW w:type="dxa" w:w="2180"/>
+            <w:tcW w:type="dxa" w:w="3165"/>
           </w:tcPr>
           <w:p>
             <w:r>
@@ -6698,7 +6704,7 @@
         </w:tc>
         <w:tc>
           <w:tcPr>
-            <w:tcW w:type="dxa" w:w="2180"/>
+            <w:tcW w:type="dxa" w:w="3165"/>
           </w:tcPr>
           <w:p>
             <w:r>
@@ -6711,7 +6717,7 @@
         </w:tc>
         <w:tc>
           <w:tcPr>
-            <w:tcW w:type="dxa" w:w="2180"/>
+            <w:tcW w:type="dxa" w:w="3165"/>
           </w:tcPr>
           <w:p>
             <w:r>
@@ -6724,7 +6730,7 @@
         </w:tc>
         <w:tc>
           <w:tcPr>
-            <w:tcW w:type="dxa" w:w="2180"/>
+            <w:tcW w:type="dxa" w:w="3165"/>
           </w:tcPr>
           <w:p>
             <w:r>
@@ -6737,7 +6743,7 @@
         </w:tc>
         <w:tc>
           <w:tcPr>
-            <w:tcW w:type="dxa" w:w="2180"/>
+            <w:tcW w:type="dxa" w:w="3165"/>
           </w:tcPr>
           <w:p>
             <w:r>
@@ -6752,7 +6758,7 @@
       <w:tr>
         <w:tc>
           <w:tcPr>
-            <w:tcW w:type="dxa" w:w="2180"/>
+            <w:tcW w:type="dxa" w:w="3165"/>
           </w:tcPr>
           <w:p>
             <w:r>
@@ -6765,7 +6771,7 @@
         </w:tc>
         <w:tc>
           <w:tcPr>
-            <w:tcW w:type="dxa" w:w="2180"/>
+            <w:tcW w:type="dxa" w:w="3165"/>
           </w:tcPr>
           <w:p>
             <w:r>
@@ -6778,7 +6784,7 @@
         </w:tc>
         <w:tc>
           <w:tcPr>
-            <w:tcW w:type="dxa" w:w="2180"/>
+            <w:tcW w:type="dxa" w:w="3165"/>
           </w:tcPr>
           <w:p>
             <w:r>
@@ -6791,7 +6797,7 @@
         </w:tc>
         <w:tc>
           <w:tcPr>
-            <w:tcW w:type="dxa" w:w="2180"/>
+            <w:tcW w:type="dxa" w:w="3165"/>
           </w:tcPr>
           <w:p>
             <w:r>
@@ -6804,7 +6810,7 @@
         </w:tc>
         <w:tc>
           <w:tcPr>
-            <w:tcW w:type="dxa" w:w="2180"/>
+            <w:tcW w:type="dxa" w:w="3165"/>
           </w:tcPr>
           <w:p>
             <w:r>
@@ -6819,7 +6825,7 @@
       <w:tr>
         <w:tc>
           <w:tcPr>
-            <w:tcW w:type="dxa" w:w="2180"/>
+            <w:tcW w:type="dxa" w:w="3165"/>
           </w:tcPr>
           <w:p>
             <w:r>
@@ -6832,7 +6838,7 @@
         </w:tc>
         <w:tc>
           <w:tcPr>
-            <w:tcW w:type="dxa" w:w="2180"/>
+            <w:tcW w:type="dxa" w:w="3165"/>
           </w:tcPr>
           <w:p>
             <w:r>
@@ -6845,7 +6851,7 @@
         </w:tc>
         <w:tc>
           <w:tcPr>
-            <w:tcW w:type="dxa" w:w="2180"/>
+            <w:tcW w:type="dxa" w:w="3165"/>
           </w:tcPr>
           <w:p>
             <w:r>
@@ -6858,7 +6864,7 @@
         </w:tc>
         <w:tc>
           <w:tcPr>
-            <w:tcW w:type="dxa" w:w="2180"/>
+            <w:tcW w:type="dxa" w:w="3165"/>
           </w:tcPr>
           <w:p>
             <w:r>
@@ -6871,7 +6877,7 @@
         </w:tc>
         <w:tc>
           <w:tcPr>
-            <w:tcW w:type="dxa" w:w="2180"/>
+            <w:tcW w:type="dxa" w:w="3165"/>
           </w:tcPr>
           <w:p>
             <w:r>
@@ -6886,7 +6892,7 @@
       <w:tr>
         <w:tc>
           <w:tcPr>
-            <w:tcW w:type="dxa" w:w="2180"/>
+            <w:tcW w:type="dxa" w:w="3165"/>
           </w:tcPr>
           <w:p>
             <w:r>
@@ -6899,7 +6905,7 @@
         </w:tc>
         <w:tc>
           <w:tcPr>
-            <w:tcW w:type="dxa" w:w="2180"/>
+            <w:tcW w:type="dxa" w:w="3165"/>
           </w:tcPr>
           <w:p>
             <w:r>
@@ -6912,7 +6918,7 @@
         </w:tc>
         <w:tc>
           <w:tcPr>
-            <w:tcW w:type="dxa" w:w="2180"/>
+            <w:tcW w:type="dxa" w:w="3165"/>
           </w:tcPr>
           <w:p>
             <w:r>
@@ -6925,7 +6931,7 @@
         </w:tc>
         <w:tc>
           <w:tcPr>
-            <w:tcW w:type="dxa" w:w="2180"/>
+            <w:tcW w:type="dxa" w:w="3165"/>
           </w:tcPr>
           <w:p>
             <w:r>
@@ -6938,7 +6944,7 @@
         </w:tc>
         <w:tc>
           <w:tcPr>
-            <w:tcW w:type="dxa" w:w="2180"/>
+            <w:tcW w:type="dxa" w:w="3165"/>
           </w:tcPr>
           <w:p>
             <w:r>
@@ -6953,7 +6959,7 @@
       <w:tr>
         <w:tc>
           <w:tcPr>
-            <w:tcW w:type="dxa" w:w="2180"/>
+            <w:tcW w:type="dxa" w:w="3165"/>
           </w:tcPr>
           <w:p>
             <w:r>
@@ -6966,7 +6972,7 @@
         </w:tc>
         <w:tc>
           <w:tcPr>
-            <w:tcW w:type="dxa" w:w="2180"/>
+            <w:tcW w:type="dxa" w:w="3165"/>
           </w:tcPr>
           <w:p>
             <w:r>
@@ -6979,7 +6985,7 @@
         </w:tc>
         <w:tc>
           <w:tcPr>
-            <w:tcW w:type="dxa" w:w="2180"/>
+            <w:tcW w:type="dxa" w:w="3165"/>
           </w:tcPr>
           <w:p>
             <w:r>
@@ -6992,7 +6998,7 @@
         </w:tc>
         <w:tc>
           <w:tcPr>
-            <w:tcW w:type="dxa" w:w="2180"/>
+            <w:tcW w:type="dxa" w:w="3165"/>
           </w:tcPr>
           <w:p>
             <w:r>
@@ -7005,7 +7011,7 @@
         </w:tc>
         <w:tc>
           <w:tcPr>
-            <w:tcW w:type="dxa" w:w="2180"/>
+            <w:tcW w:type="dxa" w:w="3165"/>
           </w:tcPr>
           <w:p>
             <w:r>
@@ -7020,7 +7026,7 @@
       <w:tr>
         <w:tc>
           <w:tcPr>
-            <w:tcW w:type="dxa" w:w="2180"/>
+            <w:tcW w:type="dxa" w:w="3165"/>
           </w:tcPr>
           <w:p>
             <w:r>
@@ -7033,7 +7039,7 @@
         </w:tc>
         <w:tc>
           <w:tcPr>
-            <w:tcW w:type="dxa" w:w="2180"/>
+            <w:tcW w:type="dxa" w:w="3165"/>
           </w:tcPr>
           <w:p>
             <w:r>
@@ -7046,7 +7052,7 @@
         </w:tc>
         <w:tc>
           <w:tcPr>
-            <w:tcW w:type="dxa" w:w="2180"/>
+            <w:tcW w:type="dxa" w:w="3165"/>
           </w:tcPr>
           <w:p>
             <w:r>
@@ -7059,7 +7065,7 @@
         </w:tc>
         <w:tc>
           <w:tcPr>
-            <w:tcW w:type="dxa" w:w="2180"/>
+            <w:tcW w:type="dxa" w:w="3165"/>
           </w:tcPr>
           <w:p>
             <w:r>
@@ -7072,7 +7078,7 @@
         </w:tc>
         <w:tc>
           <w:tcPr>
-            <w:tcW w:type="dxa" w:w="2180"/>
+            <w:tcW w:type="dxa" w:w="3165"/>
           </w:tcPr>
           <w:p>
             <w:r>
@@ -7087,7 +7093,7 @@
       <w:tr>
         <w:tc>
           <w:tcPr>
-            <w:tcW w:type="dxa" w:w="2180"/>
+            <w:tcW w:type="dxa" w:w="3165"/>
           </w:tcPr>
           <w:p>
             <w:r>
@@ -7100,7 +7106,7 @@
         </w:tc>
         <w:tc>
           <w:tcPr>
-            <w:tcW w:type="dxa" w:w="2180"/>
+            <w:tcW w:type="dxa" w:w="3165"/>
           </w:tcPr>
           <w:p>
             <w:r>
@@ -7113,7 +7119,7 @@
         </w:tc>
         <w:tc>
           <w:tcPr>
-            <w:tcW w:type="dxa" w:w="2180"/>
+            <w:tcW w:type="dxa" w:w="3165"/>
           </w:tcPr>
           <w:p>
             <w:r>
@@ -7126,7 +7132,7 @@
         </w:tc>
         <w:tc>
           <w:tcPr>
-            <w:tcW w:type="dxa" w:w="2180"/>
+            <w:tcW w:type="dxa" w:w="3165"/>
           </w:tcPr>
           <w:p>
             <w:r>
@@ -7139,7 +7145,7 @@
         </w:tc>
         <w:tc>
           <w:tcPr>
-            <w:tcW w:type="dxa" w:w="2180"/>
+            <w:tcW w:type="dxa" w:w="3165"/>
           </w:tcPr>
           <w:p>
             <w:r>
@@ -7154,7 +7160,7 @@
       <w:tr>
         <w:tc>
           <w:tcPr>
-            <w:tcW w:type="dxa" w:w="2180"/>
+            <w:tcW w:type="dxa" w:w="3165"/>
           </w:tcPr>
           <w:p>
             <w:r>
@@ -7167,7 +7173,7 @@
         </w:tc>
         <w:tc>
           <w:tcPr>
-            <w:tcW w:type="dxa" w:w="2180"/>
+            <w:tcW w:type="dxa" w:w="3165"/>
           </w:tcPr>
           <w:p>
             <w:r>
@@ -7180,7 +7186,7 @@
         </w:tc>
         <w:tc>
           <w:tcPr>
-            <w:tcW w:type="dxa" w:w="2180"/>
+            <w:tcW w:type="dxa" w:w="3165"/>
           </w:tcPr>
           <w:p>
             <w:r>
@@ -7193,7 +7199,7 @@
         </w:tc>
         <w:tc>
           <w:tcPr>
-            <w:tcW w:type="dxa" w:w="2180"/>
+            <w:tcW w:type="dxa" w:w="3165"/>
           </w:tcPr>
           <w:p>
             <w:r>
@@ -7206,7 +7212,7 @@
         </w:tc>
         <w:tc>
           <w:tcPr>
-            <w:tcW w:type="dxa" w:w="2180"/>
+            <w:tcW w:type="dxa" w:w="3165"/>
           </w:tcPr>
           <w:p>
             <w:r>
@@ -7221,7 +7227,7 @@
       <w:tr>
         <w:tc>
           <w:tcPr>
-            <w:tcW w:type="dxa" w:w="2180"/>
+            <w:tcW w:type="dxa" w:w="3165"/>
           </w:tcPr>
           <w:p>
             <w:r>
@@ -7234,7 +7240,7 @@
         </w:tc>
         <w:tc>
           <w:tcPr>
-            <w:tcW w:type="dxa" w:w="2180"/>
+            <w:tcW w:type="dxa" w:w="3165"/>
           </w:tcPr>
           <w:p>
             <w:r>
@@ -7247,7 +7253,7 @@
         </w:tc>
         <w:tc>
           <w:tcPr>
-            <w:tcW w:type="dxa" w:w="2180"/>
+            <w:tcW w:type="dxa" w:w="3165"/>
           </w:tcPr>
           <w:p>
             <w:r>
@@ -7260,7 +7266,7 @@
         </w:tc>
         <w:tc>
           <w:tcPr>
-            <w:tcW w:type="dxa" w:w="2180"/>
+            <w:tcW w:type="dxa" w:w="3165"/>
           </w:tcPr>
           <w:p>
             <w:r>
@@ -7273,7 +7279,7 @@
         </w:tc>
         <w:tc>
           <w:tcPr>
-            <w:tcW w:type="dxa" w:w="2180"/>
+            <w:tcW w:type="dxa" w:w="3165"/>
           </w:tcPr>
           <w:p>
             <w:r>
@@ -7288,7 +7294,7 @@
       <w:tr>
         <w:tc>
           <w:tcPr>
-            <w:tcW w:type="dxa" w:w="2180"/>
+            <w:tcW w:type="dxa" w:w="3165"/>
           </w:tcPr>
           <w:p>
             <w:r>
@@ -7301,7 +7307,7 @@
         </w:tc>
         <w:tc>
           <w:tcPr>
-            <w:tcW w:type="dxa" w:w="2180"/>
+            <w:tcW w:type="dxa" w:w="3165"/>
           </w:tcPr>
           <w:p>
             <w:r>
@@ -7314,7 +7320,7 @@
         </w:tc>
         <w:tc>
           <w:tcPr>
-            <w:tcW w:type="dxa" w:w="2180"/>
+            <w:tcW w:type="dxa" w:w="3165"/>
           </w:tcPr>
           <w:p>
             <w:r>
@@ -7327,7 +7333,7 @@
         </w:tc>
         <w:tc>
           <w:tcPr>
-            <w:tcW w:type="dxa" w:w="2180"/>
+            <w:tcW w:type="dxa" w:w="3165"/>
           </w:tcPr>
           <w:p>
             <w:r>
@@ -7340,7 +7346,7 @@
         </w:tc>
         <w:tc>
           <w:tcPr>
-            <w:tcW w:type="dxa" w:w="2180"/>
+            <w:tcW w:type="dxa" w:w="3165"/>
           </w:tcPr>
           <w:p>
             <w:r>
@@ -7359,7 +7365,7 @@
       </w:r>
     </w:p>
     <w:sectPr>
-      <w:pgSz w:w="11909" w:h="16834" w:orient="landscape"/>
+      <w:pgSz w:w="16834" w:h="11909" w:orient="landscape"/>
       <w:pgMar w:top="576" w:right="504" w:bottom="576" w:left="504" w:header="720" w:footer="720" w:gutter="0"/>
       <w:cols w:space="720"/>
       <w:docGrid w:linePitch="360"/>

--- a/00_INDEX_ACPOS_Mother_Compliant_Basic_Design_Master.docx
+++ b/00_INDEX_ACPOS_Mother_Compliant_Basic_Design_Master.docx
@@ -6029,16 +6029,8 @@
     </w:p>
     <w:p>
       <w:pPr>
-        <w:pStyle w:val="Heading1"/>
-      </w:pPr>
-      <w:r>
-        <w:t>2026-09-21 Source-Grounded Construction Closure Index</w:t>
-      </w:r>
-    </w:p>
-    <w:p>
-      <w:pPr>
         <w:sectPr>
-          <w:pgSz w:w="11909" w:h="16834" w:orient="landscape"/>
+          <w:pgSz w:w="16834" w:h="11909" w:orient="landscape"/>
           <w:pgMar w:top="576" w:right="504" w:bottom="576" w:left="504" w:header="720" w:footer="720" w:gutter="0"/>
           <w:cols w:space="720"/>
           <w:docGrid w:linePitch="360"/>
@@ -6071,11 +6063,11 @@
         <w:tblLook w:firstColumn="1" w:firstRow="1" w:lastColumn="0" w:lastRow="0" w:noHBand="0" w:noVBand="1" w:val="04A0"/>
       </w:tblPr>
       <w:tblGrid>
-        <w:gridCol w:w="3165"/>
-        <w:gridCol w:w="3165"/>
-        <w:gridCol w:w="3165"/>
-        <w:gridCol w:w="3165"/>
-        <w:gridCol w:w="3165"/>
+        <w:gridCol w:w="2180"/>
+        <w:gridCol w:w="2180"/>
+        <w:gridCol w:w="2180"/>
+        <w:gridCol w:w="2180"/>
+        <w:gridCol w:w="2180"/>
       </w:tblGrid>
       <w:tr>
         <w:trPr>
@@ -6083,7 +6075,7 @@
         </w:trPr>
         <w:tc>
           <w:tcPr>
-            <w:tcW w:type="dxa" w:w="3165"/>
+            <w:tcW w:type="dxa" w:w="2180"/>
             <w:shd w:fill="EDE9FE"/>
           </w:tcPr>
           <w:p>
@@ -6097,7 +6089,7 @@
         </w:tc>
         <w:tc>
           <w:tcPr>
-            <w:tcW w:type="dxa" w:w="3165"/>
+            <w:tcW w:type="dxa" w:w="2180"/>
             <w:shd w:fill="EDE9FE"/>
           </w:tcPr>
           <w:p>
@@ -6111,7 +6103,7 @@
         </w:tc>
         <w:tc>
           <w:tcPr>
-            <w:tcW w:type="dxa" w:w="3165"/>
+            <w:tcW w:type="dxa" w:w="2180"/>
             <w:shd w:fill="EDE9FE"/>
           </w:tcPr>
           <w:p>
@@ -6125,7 +6117,7 @@
         </w:tc>
         <w:tc>
           <w:tcPr>
-            <w:tcW w:type="dxa" w:w="3165"/>
+            <w:tcW w:type="dxa" w:w="2180"/>
             <w:shd w:fill="EDE9FE"/>
           </w:tcPr>
           <w:p>
@@ -6139,7 +6131,7 @@
         </w:tc>
         <w:tc>
           <w:tcPr>
-            <w:tcW w:type="dxa" w:w="3165"/>
+            <w:tcW w:type="dxa" w:w="2180"/>
             <w:shd w:fill="EDE9FE"/>
           </w:tcPr>
           <w:p>
@@ -6155,7 +6147,7 @@
       <w:tr>
         <w:tc>
           <w:tcPr>
-            <w:tcW w:type="dxa" w:w="3165"/>
+            <w:tcW w:type="dxa" w:w="2180"/>
           </w:tcPr>
           <w:p>
             <w:r>
@@ -6168,7 +6160,7 @@
         </w:tc>
         <w:tc>
           <w:tcPr>
-            <w:tcW w:type="dxa" w:w="3165"/>
+            <w:tcW w:type="dxa" w:w="2180"/>
           </w:tcPr>
           <w:p>
             <w:r>
@@ -6181,7 +6173,7 @@
         </w:tc>
         <w:tc>
           <w:tcPr>
-            <w:tcW w:type="dxa" w:w="3165"/>
+            <w:tcW w:type="dxa" w:w="2180"/>
           </w:tcPr>
           <w:p>
             <w:r>
@@ -6194,7 +6186,7 @@
         </w:tc>
         <w:tc>
           <w:tcPr>
-            <w:tcW w:type="dxa" w:w="3165"/>
+            <w:tcW w:type="dxa" w:w="2180"/>
           </w:tcPr>
           <w:p>
             <w:r>
@@ -6207,7 +6199,7 @@
         </w:tc>
         <w:tc>
           <w:tcPr>
-            <w:tcW w:type="dxa" w:w="3165"/>
+            <w:tcW w:type="dxa" w:w="2180"/>
           </w:tcPr>
           <w:p>
             <w:r>
@@ -6222,7 +6214,7 @@
       <w:tr>
         <w:tc>
           <w:tcPr>
-            <w:tcW w:type="dxa" w:w="3165"/>
+            <w:tcW w:type="dxa" w:w="2180"/>
           </w:tcPr>
           <w:p>
             <w:r>
@@ -6235,7 +6227,7 @@
         </w:tc>
         <w:tc>
           <w:tcPr>
-            <w:tcW w:type="dxa" w:w="3165"/>
+            <w:tcW w:type="dxa" w:w="2180"/>
           </w:tcPr>
           <w:p>
             <w:r>
@@ -6248,7 +6240,7 @@
         </w:tc>
         <w:tc>
           <w:tcPr>
-            <w:tcW w:type="dxa" w:w="3165"/>
+            <w:tcW w:type="dxa" w:w="2180"/>
           </w:tcPr>
           <w:p>
             <w:r>
@@ -6261,7 +6253,7 @@
         </w:tc>
         <w:tc>
           <w:tcPr>
-            <w:tcW w:type="dxa" w:w="3165"/>
+            <w:tcW w:type="dxa" w:w="2180"/>
           </w:tcPr>
           <w:p>
             <w:r>
@@ -6274,7 +6266,7 @@
         </w:tc>
         <w:tc>
           <w:tcPr>
-            <w:tcW w:type="dxa" w:w="3165"/>
+            <w:tcW w:type="dxa" w:w="2180"/>
           </w:tcPr>
           <w:p>
             <w:r>
@@ -6289,7 +6281,7 @@
       <w:tr>
         <w:tc>
           <w:tcPr>
-            <w:tcW w:type="dxa" w:w="3165"/>
+            <w:tcW w:type="dxa" w:w="2180"/>
           </w:tcPr>
           <w:p>
             <w:r>
@@ -6302,7 +6294,7 @@
         </w:tc>
         <w:tc>
           <w:tcPr>
-            <w:tcW w:type="dxa" w:w="3165"/>
+            <w:tcW w:type="dxa" w:w="2180"/>
           </w:tcPr>
           <w:p>
             <w:r>
@@ -6315,7 +6307,7 @@
         </w:tc>
         <w:tc>
           <w:tcPr>
-            <w:tcW w:type="dxa" w:w="3165"/>
+            <w:tcW w:type="dxa" w:w="2180"/>
           </w:tcPr>
           <w:p>
             <w:r>
@@ -6328,7 +6320,7 @@
         </w:tc>
         <w:tc>
           <w:tcPr>
-            <w:tcW w:type="dxa" w:w="3165"/>
+            <w:tcW w:type="dxa" w:w="2180"/>
           </w:tcPr>
           <w:p>
             <w:r>
@@ -6341,7 +6333,7 @@
         </w:tc>
         <w:tc>
           <w:tcPr>
-            <w:tcW w:type="dxa" w:w="3165"/>
+            <w:tcW w:type="dxa" w:w="2180"/>
           </w:tcPr>
           <w:p>
             <w:r>
@@ -6356,7 +6348,7 @@
       <w:tr>
         <w:tc>
           <w:tcPr>
-            <w:tcW w:type="dxa" w:w="3165"/>
+            <w:tcW w:type="dxa" w:w="2180"/>
           </w:tcPr>
           <w:p>
             <w:r>
@@ -6369,7 +6361,7 @@
         </w:tc>
         <w:tc>
           <w:tcPr>
-            <w:tcW w:type="dxa" w:w="3165"/>
+            <w:tcW w:type="dxa" w:w="2180"/>
           </w:tcPr>
           <w:p>
             <w:r>
@@ -6382,7 +6374,7 @@
         </w:tc>
         <w:tc>
           <w:tcPr>
-            <w:tcW w:type="dxa" w:w="3165"/>
+            <w:tcW w:type="dxa" w:w="2180"/>
           </w:tcPr>
           <w:p>
             <w:r>
@@ -6395,7 +6387,7 @@
         </w:tc>
         <w:tc>
           <w:tcPr>
-            <w:tcW w:type="dxa" w:w="3165"/>
+            <w:tcW w:type="dxa" w:w="2180"/>
           </w:tcPr>
           <w:p>
             <w:r>
@@ -6408,7 +6400,7 @@
         </w:tc>
         <w:tc>
           <w:tcPr>
-            <w:tcW w:type="dxa" w:w="3165"/>
+            <w:tcW w:type="dxa" w:w="2180"/>
           </w:tcPr>
           <w:p>
             <w:r>
@@ -6423,7 +6415,7 @@
       <w:tr>
         <w:tc>
           <w:tcPr>
-            <w:tcW w:type="dxa" w:w="3165"/>
+            <w:tcW w:type="dxa" w:w="2180"/>
           </w:tcPr>
           <w:p>
             <w:r>
@@ -6436,7 +6428,7 @@
         </w:tc>
         <w:tc>
           <w:tcPr>
-            <w:tcW w:type="dxa" w:w="3165"/>
+            <w:tcW w:type="dxa" w:w="2180"/>
           </w:tcPr>
           <w:p>
             <w:r>
@@ -6449,7 +6441,7 @@
         </w:tc>
         <w:tc>
           <w:tcPr>
-            <w:tcW w:type="dxa" w:w="3165"/>
+            <w:tcW w:type="dxa" w:w="2180"/>
           </w:tcPr>
           <w:p>
             <w:r>
@@ -6462,7 +6454,7 @@
         </w:tc>
         <w:tc>
           <w:tcPr>
-            <w:tcW w:type="dxa" w:w="3165"/>
+            <w:tcW w:type="dxa" w:w="2180"/>
           </w:tcPr>
           <w:p>
             <w:r>
@@ -6475,7 +6467,7 @@
         </w:tc>
         <w:tc>
           <w:tcPr>
-            <w:tcW w:type="dxa" w:w="3165"/>
+            <w:tcW w:type="dxa" w:w="2180"/>
           </w:tcPr>
           <w:p>
             <w:r>
@@ -6490,7 +6482,7 @@
       <w:tr>
         <w:tc>
           <w:tcPr>
-            <w:tcW w:type="dxa" w:w="3165"/>
+            <w:tcW w:type="dxa" w:w="2180"/>
           </w:tcPr>
           <w:p>
             <w:r>
@@ -6503,7 +6495,7 @@
         </w:tc>
         <w:tc>
           <w:tcPr>
-            <w:tcW w:type="dxa" w:w="3165"/>
+            <w:tcW w:type="dxa" w:w="2180"/>
           </w:tcPr>
           <w:p>
             <w:r>
@@ -6516,7 +6508,7 @@
         </w:tc>
         <w:tc>
           <w:tcPr>
-            <w:tcW w:type="dxa" w:w="3165"/>
+            <w:tcW w:type="dxa" w:w="2180"/>
           </w:tcPr>
           <w:p>
             <w:r>
@@ -6529,7 +6521,7 @@
         </w:tc>
         <w:tc>
           <w:tcPr>
-            <w:tcW w:type="dxa" w:w="3165"/>
+            <w:tcW w:type="dxa" w:w="2180"/>
           </w:tcPr>
           <w:p>
             <w:r>
@@ -6542,7 +6534,7 @@
         </w:tc>
         <w:tc>
           <w:tcPr>
-            <w:tcW w:type="dxa" w:w="3165"/>
+            <w:tcW w:type="dxa" w:w="2180"/>
           </w:tcPr>
           <w:p>
             <w:r>
@@ -6557,7 +6549,7 @@
       <w:tr>
         <w:tc>
           <w:tcPr>
-            <w:tcW w:type="dxa" w:w="3165"/>
+            <w:tcW w:type="dxa" w:w="2180"/>
           </w:tcPr>
           <w:p>
             <w:r>
@@ -6570,7 +6562,7 @@
         </w:tc>
         <w:tc>
           <w:tcPr>
-            <w:tcW w:type="dxa" w:w="3165"/>
+            <w:tcW w:type="dxa" w:w="2180"/>
           </w:tcPr>
           <w:p>
             <w:r>
@@ -6583,7 +6575,7 @@
         </w:tc>
         <w:tc>
           <w:tcPr>
-            <w:tcW w:type="dxa" w:w="3165"/>
+            <w:tcW w:type="dxa" w:w="2180"/>
           </w:tcPr>
           <w:p>
             <w:r>
@@ -6596,7 +6588,7 @@
         </w:tc>
         <w:tc>
           <w:tcPr>
-            <w:tcW w:type="dxa" w:w="3165"/>
+            <w:tcW w:type="dxa" w:w="2180"/>
           </w:tcPr>
           <w:p>
             <w:r>
@@ -6609,7 +6601,7 @@
         </w:tc>
         <w:tc>
           <w:tcPr>
-            <w:tcW w:type="dxa" w:w="3165"/>
+            <w:tcW w:type="dxa" w:w="2180"/>
           </w:tcPr>
           <w:p>
             <w:r>
@@ -6624,7 +6616,7 @@
       <w:tr>
         <w:tc>
           <w:tcPr>
-            <w:tcW w:type="dxa" w:w="3165"/>
+            <w:tcW w:type="dxa" w:w="2180"/>
           </w:tcPr>
           <w:p>
             <w:r>
@@ -6637,7 +6629,7 @@
         </w:tc>
         <w:tc>
           <w:tcPr>
-            <w:tcW w:type="dxa" w:w="3165"/>
+            <w:tcW w:type="dxa" w:w="2180"/>
           </w:tcPr>
           <w:p>
             <w:r>
@@ -6650,7 +6642,7 @@
         </w:tc>
         <w:tc>
           <w:tcPr>
-            <w:tcW w:type="dxa" w:w="3165"/>
+            <w:tcW w:type="dxa" w:w="2180"/>
           </w:tcPr>
           <w:p>
             <w:r>
@@ -6663,7 +6655,7 @@
         </w:tc>
         <w:tc>
           <w:tcPr>
-            <w:tcW w:type="dxa" w:w="3165"/>
+            <w:tcW w:type="dxa" w:w="2180"/>
           </w:tcPr>
           <w:p>
             <w:r>
@@ -6676,7 +6668,7 @@
         </w:tc>
         <w:tc>
           <w:tcPr>
-            <w:tcW w:type="dxa" w:w="3165"/>
+            <w:tcW w:type="dxa" w:w="2180"/>
           </w:tcPr>
           <w:p>
             <w:r>
@@ -6691,7 +6683,7 @@
       <w:tr>
         <w:tc>
           <w:tcPr>
-            <w:tcW w:type="dxa" w:w="3165"/>
+            <w:tcW w:type="dxa" w:w="2180"/>
           </w:tcPr>
           <w:p>
             <w:r>
@@ -6704,7 +6696,7 @@
         </w:tc>
         <w:tc>
           <w:tcPr>
-            <w:tcW w:type="dxa" w:w="3165"/>
+            <w:tcW w:type="dxa" w:w="2180"/>
           </w:tcPr>
           <w:p>
             <w:r>
@@ -6717,7 +6709,7 @@
         </w:tc>
         <w:tc>
           <w:tcPr>
-            <w:tcW w:type="dxa" w:w="3165"/>
+            <w:tcW w:type="dxa" w:w="2180"/>
           </w:tcPr>
           <w:p>
             <w:r>
@@ -6730,7 +6722,7 @@
         </w:tc>
         <w:tc>
           <w:tcPr>
-            <w:tcW w:type="dxa" w:w="3165"/>
+            <w:tcW w:type="dxa" w:w="2180"/>
           </w:tcPr>
           <w:p>
             <w:r>
@@ -6743,7 +6735,7 @@
         </w:tc>
         <w:tc>
           <w:tcPr>
-            <w:tcW w:type="dxa" w:w="3165"/>
+            <w:tcW w:type="dxa" w:w="2180"/>
           </w:tcPr>
           <w:p>
             <w:r>
@@ -6758,7 +6750,7 @@
       <w:tr>
         <w:tc>
           <w:tcPr>
-            <w:tcW w:type="dxa" w:w="3165"/>
+            <w:tcW w:type="dxa" w:w="2180"/>
           </w:tcPr>
           <w:p>
             <w:r>
@@ -6771,7 +6763,7 @@
         </w:tc>
         <w:tc>
           <w:tcPr>
-            <w:tcW w:type="dxa" w:w="3165"/>
+            <w:tcW w:type="dxa" w:w="2180"/>
           </w:tcPr>
           <w:p>
             <w:r>
@@ -6784,7 +6776,7 @@
         </w:tc>
         <w:tc>
           <w:tcPr>
-            <w:tcW w:type="dxa" w:w="3165"/>
+            <w:tcW w:type="dxa" w:w="2180"/>
           </w:tcPr>
           <w:p>
             <w:r>
@@ -6797,7 +6789,7 @@
         </w:tc>
         <w:tc>
           <w:tcPr>
-            <w:tcW w:type="dxa" w:w="3165"/>
+            <w:tcW w:type="dxa" w:w="2180"/>
           </w:tcPr>
           <w:p>
             <w:r>
@@ -6810,7 +6802,7 @@
         </w:tc>
         <w:tc>
           <w:tcPr>
-            <w:tcW w:type="dxa" w:w="3165"/>
+            <w:tcW w:type="dxa" w:w="2180"/>
           </w:tcPr>
           <w:p>
             <w:r>
@@ -6825,7 +6817,7 @@
       <w:tr>
         <w:tc>
           <w:tcPr>
-            <w:tcW w:type="dxa" w:w="3165"/>
+            <w:tcW w:type="dxa" w:w="2180"/>
           </w:tcPr>
           <w:p>
             <w:r>
@@ -6838,7 +6830,7 @@
         </w:tc>
         <w:tc>
           <w:tcPr>
-            <w:tcW w:type="dxa" w:w="3165"/>
+            <w:tcW w:type="dxa" w:w="2180"/>
           </w:tcPr>
           <w:p>
             <w:r>
@@ -6851,7 +6843,7 @@
         </w:tc>
         <w:tc>
           <w:tcPr>
-            <w:tcW w:type="dxa" w:w="3165"/>
+            <w:tcW w:type="dxa" w:w="2180"/>
           </w:tcPr>
           <w:p>
             <w:r>
@@ -6864,7 +6856,7 @@
         </w:tc>
         <w:tc>
           <w:tcPr>
-            <w:tcW w:type="dxa" w:w="3165"/>
+            <w:tcW w:type="dxa" w:w="2180"/>
           </w:tcPr>
           <w:p>
             <w:r>
@@ -6877,7 +6869,7 @@
         </w:tc>
         <w:tc>
           <w:tcPr>
-            <w:tcW w:type="dxa" w:w="3165"/>
+            <w:tcW w:type="dxa" w:w="2180"/>
           </w:tcPr>
           <w:p>
             <w:r>
@@ -6892,7 +6884,7 @@
       <w:tr>
         <w:tc>
           <w:tcPr>
-            <w:tcW w:type="dxa" w:w="3165"/>
+            <w:tcW w:type="dxa" w:w="2180"/>
           </w:tcPr>
           <w:p>
             <w:r>
@@ -6905,7 +6897,7 @@
         </w:tc>
         <w:tc>
           <w:tcPr>
-            <w:tcW w:type="dxa" w:w="3165"/>
+            <w:tcW w:type="dxa" w:w="2180"/>
           </w:tcPr>
           <w:p>
             <w:r>
@@ -6918,7 +6910,7 @@
         </w:tc>
         <w:tc>
           <w:tcPr>
-            <w:tcW w:type="dxa" w:w="3165"/>
+            <w:tcW w:type="dxa" w:w="2180"/>
           </w:tcPr>
           <w:p>
             <w:r>
@@ -6931,7 +6923,7 @@
         </w:tc>
         <w:tc>
           <w:tcPr>
-            <w:tcW w:type="dxa" w:w="3165"/>
+            <w:tcW w:type="dxa" w:w="2180"/>
           </w:tcPr>
           <w:p>
             <w:r>
@@ -6944,7 +6936,7 @@
         </w:tc>
         <w:tc>
           <w:tcPr>
-            <w:tcW w:type="dxa" w:w="3165"/>
+            <w:tcW w:type="dxa" w:w="2180"/>
           </w:tcPr>
           <w:p>
             <w:r>
@@ -6959,7 +6951,7 @@
       <w:tr>
         <w:tc>
           <w:tcPr>
-            <w:tcW w:type="dxa" w:w="3165"/>
+            <w:tcW w:type="dxa" w:w="2180"/>
           </w:tcPr>
           <w:p>
             <w:r>
@@ -6972,7 +6964,7 @@
         </w:tc>
         <w:tc>
           <w:tcPr>
-            <w:tcW w:type="dxa" w:w="3165"/>
+            <w:tcW w:type="dxa" w:w="2180"/>
           </w:tcPr>
           <w:p>
             <w:r>
@@ -6985,7 +6977,7 @@
         </w:tc>
         <w:tc>
           <w:tcPr>
-            <w:tcW w:type="dxa" w:w="3165"/>
+            <w:tcW w:type="dxa" w:w="2180"/>
           </w:tcPr>
           <w:p>
             <w:r>
@@ -6998,7 +6990,7 @@
         </w:tc>
         <w:tc>
           <w:tcPr>
-            <w:tcW w:type="dxa" w:w="3165"/>
+            <w:tcW w:type="dxa" w:w="2180"/>
           </w:tcPr>
           <w:p>
             <w:r>
@@ -7011,7 +7003,7 @@
         </w:tc>
         <w:tc>
           <w:tcPr>
-            <w:tcW w:type="dxa" w:w="3165"/>
+            <w:tcW w:type="dxa" w:w="2180"/>
           </w:tcPr>
           <w:p>
             <w:r>
@@ -7026,7 +7018,7 @@
       <w:tr>
         <w:tc>
           <w:tcPr>
-            <w:tcW w:type="dxa" w:w="3165"/>
+            <w:tcW w:type="dxa" w:w="2180"/>
           </w:tcPr>
           <w:p>
             <w:r>
@@ -7039,7 +7031,7 @@
         </w:tc>
         <w:tc>
           <w:tcPr>
-            <w:tcW w:type="dxa" w:w="3165"/>
+            <w:tcW w:type="dxa" w:w="2180"/>
           </w:tcPr>
           <w:p>
             <w:r>
@@ -7052,7 +7044,7 @@
         </w:tc>
         <w:tc>
           <w:tcPr>
-            <w:tcW w:type="dxa" w:w="3165"/>
+            <w:tcW w:type="dxa" w:w="2180"/>
           </w:tcPr>
           <w:p>
             <w:r>
@@ -7065,7 +7057,7 @@
         </w:tc>
         <w:tc>
           <w:tcPr>
-            <w:tcW w:type="dxa" w:w="3165"/>
+            <w:tcW w:type="dxa" w:w="2180"/>
           </w:tcPr>
           <w:p>
             <w:r>
@@ -7078,7 +7070,7 @@
         </w:tc>
         <w:tc>
           <w:tcPr>
-            <w:tcW w:type="dxa" w:w="3165"/>
+            <w:tcW w:type="dxa" w:w="2180"/>
           </w:tcPr>
           <w:p>
             <w:r>
@@ -7093,7 +7085,7 @@
       <w:tr>
         <w:tc>
           <w:tcPr>
-            <w:tcW w:type="dxa" w:w="3165"/>
+            <w:tcW w:type="dxa" w:w="2180"/>
           </w:tcPr>
           <w:p>
             <w:r>
@@ -7106,7 +7098,7 @@
         </w:tc>
         <w:tc>
           <w:tcPr>
-            <w:tcW w:type="dxa" w:w="3165"/>
+            <w:tcW w:type="dxa" w:w="2180"/>
           </w:tcPr>
           <w:p>
             <w:r>
@@ -7119,7 +7111,7 @@
         </w:tc>
         <w:tc>
           <w:tcPr>
-            <w:tcW w:type="dxa" w:w="3165"/>
+            <w:tcW w:type="dxa" w:w="2180"/>
           </w:tcPr>
           <w:p>
             <w:r>
@@ -7132,7 +7124,7 @@
         </w:tc>
         <w:tc>
           <w:tcPr>
-            <w:tcW w:type="dxa" w:w="3165"/>
+            <w:tcW w:type="dxa" w:w="2180"/>
           </w:tcPr>
           <w:p>
             <w:r>
@@ -7145,7 +7137,7 @@
         </w:tc>
         <w:tc>
           <w:tcPr>
-            <w:tcW w:type="dxa" w:w="3165"/>
+            <w:tcW w:type="dxa" w:w="2180"/>
           </w:tcPr>
           <w:p>
             <w:r>
@@ -7160,7 +7152,7 @@
       <w:tr>
         <w:tc>
           <w:tcPr>
-            <w:tcW w:type="dxa" w:w="3165"/>
+            <w:tcW w:type="dxa" w:w="2180"/>
           </w:tcPr>
           <w:p>
             <w:r>
@@ -7173,7 +7165,7 @@
         </w:tc>
         <w:tc>
           <w:tcPr>
-            <w:tcW w:type="dxa" w:w="3165"/>
+            <w:tcW w:type="dxa" w:w="2180"/>
           </w:tcPr>
           <w:p>
             <w:r>
@@ -7186,7 +7178,7 @@
         </w:tc>
         <w:tc>
           <w:tcPr>
-            <w:tcW w:type="dxa" w:w="3165"/>
+            <w:tcW w:type="dxa" w:w="2180"/>
           </w:tcPr>
           <w:p>
             <w:r>
@@ -7199,7 +7191,7 @@
         </w:tc>
         <w:tc>
           <w:tcPr>
-            <w:tcW w:type="dxa" w:w="3165"/>
+            <w:tcW w:type="dxa" w:w="2180"/>
           </w:tcPr>
           <w:p>
             <w:r>
@@ -7212,7 +7204,7 @@
         </w:tc>
         <w:tc>
           <w:tcPr>
-            <w:tcW w:type="dxa" w:w="3165"/>
+            <w:tcW w:type="dxa" w:w="2180"/>
           </w:tcPr>
           <w:p>
             <w:r>
@@ -7227,7 +7219,7 @@
       <w:tr>
         <w:tc>
           <w:tcPr>
-            <w:tcW w:type="dxa" w:w="3165"/>
+            <w:tcW w:type="dxa" w:w="2180"/>
           </w:tcPr>
           <w:p>
             <w:r>
@@ -7240,7 +7232,7 @@
         </w:tc>
         <w:tc>
           <w:tcPr>
-            <w:tcW w:type="dxa" w:w="3165"/>
+            <w:tcW w:type="dxa" w:w="2180"/>
           </w:tcPr>
           <w:p>
             <w:r>
@@ -7253,7 +7245,7 @@
         </w:tc>
         <w:tc>
           <w:tcPr>
-            <w:tcW w:type="dxa" w:w="3165"/>
+            <w:tcW w:type="dxa" w:w="2180"/>
           </w:tcPr>
           <w:p>
             <w:r>
@@ -7266,7 +7258,7 @@
         </w:tc>
         <w:tc>
           <w:tcPr>
-            <w:tcW w:type="dxa" w:w="3165"/>
+            <w:tcW w:type="dxa" w:w="2180"/>
           </w:tcPr>
           <w:p>
             <w:r>
@@ -7279,7 +7271,7 @@
         </w:tc>
         <w:tc>
           <w:tcPr>
-            <w:tcW w:type="dxa" w:w="3165"/>
+            <w:tcW w:type="dxa" w:w="2180"/>
           </w:tcPr>
           <w:p>
             <w:r>
@@ -7294,7 +7286,7 @@
       <w:tr>
         <w:tc>
           <w:tcPr>
-            <w:tcW w:type="dxa" w:w="3165"/>
+            <w:tcW w:type="dxa" w:w="2180"/>
           </w:tcPr>
           <w:p>
             <w:r>
@@ -7307,7 +7299,7 @@
         </w:tc>
         <w:tc>
           <w:tcPr>
-            <w:tcW w:type="dxa" w:w="3165"/>
+            <w:tcW w:type="dxa" w:w="2180"/>
           </w:tcPr>
           <w:p>
             <w:r>
@@ -7320,7 +7312,7 @@
         </w:tc>
         <w:tc>
           <w:tcPr>
-            <w:tcW w:type="dxa" w:w="3165"/>
+            <w:tcW w:type="dxa" w:w="2180"/>
           </w:tcPr>
           <w:p>
             <w:r>
@@ -7333,7 +7325,7 @@
         </w:tc>
         <w:tc>
           <w:tcPr>
-            <w:tcW w:type="dxa" w:w="3165"/>
+            <w:tcW w:type="dxa" w:w="2180"/>
           </w:tcPr>
           <w:p>
             <w:r>
@@ -7346,7 +7338,7 @@
         </w:tc>
         <w:tc>
           <w:tcPr>
-            <w:tcW w:type="dxa" w:w="3165"/>
+            <w:tcW w:type="dxa" w:w="2180"/>
           </w:tcPr>
           <w:p>
             <w:r>
@@ -7365,7 +7357,7 @@
       </w:r>
     </w:p>
     <w:sectPr>
-      <w:pgSz w:w="16834" w:h="11909" w:orient="landscape"/>
+      <w:pgSz w:w="11909" w:h="16834" w:orient="landscape"/>
       <w:pgMar w:top="576" w:right="504" w:bottom="576" w:left="504" w:header="720" w:footer="720" w:gutter="0"/>
       <w:cols w:space="720"/>
       <w:docGrid w:linePitch="360"/>

--- a/00_INDEX_ACPOS_Mother_Compliant_Basic_Design_Master.docx
+++ b/00_INDEX_ACPOS_Mother_Compliant_Basic_Design_Master.docx
@@ -7356,9 +7356,471 @@
         <w:t>This index records construction definition status only. Human Visual Review / Design Freeze and Production runtime acceptance remain independent gates.</w:t>
       </w:r>
     </w:p>
+    <w:p>
+      <w:pPr>
+        <w:sectPr>
+          <w:pgSz w:w="11909" w:h="16834" w:orient="landscape"/>
+          <w:pgMar w:top="576" w:right="504" w:bottom="576" w:left="504" w:header="720" w:footer="720" w:gutter="0"/>
+          <w:cols w:space="720"/>
+          <w:docGrid w:linePitch="360"/>
+        </w:sectPr>
+      </w:pPr>
+    </w:p>
+    <w:p>
+      <w:pPr>
+        <w:pStyle w:val="Heading1"/>
+      </w:pPr>
+      <w:r>
+        <w:t>Concrete Business Content Closure Index</w:t>
+      </w:r>
+    </w:p>
+    <w:p>
+      <w:r>
+        <w:rPr>
+          <w:b/>
+        </w:rPr>
+        <w:t xml:space="preserve">[ACPOS-20260921-CONCRETE-BUSINESS-CONTENT-CLOSURE-V1] </w:t>
+      </w:r>
+      <w:r>
+        <w:t>這一段是完整來源掃描後補入的 Concrete Business Content Authority。既有來源已明確的內容沿用；原來源只有抽象 Criteria/Dimension 容器而缺實際明細者，以下項目標示為本次新 Authority。</w:t>
+      </w:r>
+    </w:p>
+    <w:tbl>
+      <w:tblPr>
+        <w:tblStyle w:val="TableGrid"/>
+        <w:tblW w:type="auto" w:w="0"/>
+        <w:tblLook w:firstColumn="1" w:firstRow="1" w:lastColumn="0" w:lastRow="0" w:noHBand="0" w:noVBand="1" w:val="04A0"/>
+      </w:tblPr>
+      <w:tblGrid>
+        <w:gridCol w:w="5275"/>
+        <w:gridCol w:w="5275"/>
+        <w:gridCol w:w="5275"/>
+      </w:tblGrid>
+      <w:tr>
+        <w:trPr>
+          <w:tblHeader w:val="true"/>
+        </w:trPr>
+        <w:tc>
+          <w:tcPr>
+            <w:tcW w:type="dxa" w:w="5275"/>
+            <w:shd w:fill="EDE9FE"/>
+          </w:tcPr>
+          <w:p>
+            <w:r>
+              <w:rPr>
+                <w:sz w:val="12"/>
+              </w:rPr>
+              <w:t>Page</w:t>
+            </w:r>
+          </w:p>
+        </w:tc>
+        <w:tc>
+          <w:tcPr>
+            <w:tcW w:type="dxa" w:w="5275"/>
+            <w:shd w:fill="EDE9FE"/>
+          </w:tcPr>
+          <w:p>
+            <w:r>
+              <w:rPr>
+                <w:sz w:val="12"/>
+              </w:rPr>
+              <w:t>Previous defect</w:t>
+            </w:r>
+          </w:p>
+        </w:tc>
+        <w:tc>
+          <w:tcPr>
+            <w:tcW w:type="dxa" w:w="5275"/>
+            <w:shd w:fill="EDE9FE"/>
+          </w:tcPr>
+          <w:p>
+            <w:r>
+              <w:rPr>
+                <w:sz w:val="12"/>
+              </w:rPr>
+              <w:t>Closure</w:t>
+            </w:r>
+          </w:p>
+        </w:tc>
+      </w:tr>
+      <w:tr>
+        <w:tc>
+          <w:tcPr>
+            <w:tcW w:type="dxa" w:w="5275"/>
+          </w:tcPr>
+          <w:p>
+            <w:r>
+              <w:rPr>
+                <w:sz w:val="12"/>
+              </w:rPr>
+              <w:t>CORE-01</w:t>
+            </w:r>
+          </w:p>
+        </w:tc>
+        <w:tc>
+          <w:tcPr>
+            <w:tcW w:type="dxa" w:w="5275"/>
+          </w:tcPr>
+          <w:p>
+            <w:r>
+              <w:rPr>
+                <w:sz w:val="12"/>
+              </w:rPr>
+              <w:t>Approved CORE Criteria referenced, no concrete dimensions</w:t>
+            </w:r>
+          </w:p>
+        </w:tc>
+        <w:tc>
+          <w:tcPr>
+            <w:tcW w:type="dxa" w:w="5275"/>
+          </w:tcPr>
+          <w:p>
+            <w:r>
+              <w:rPr>
+                <w:sz w:val="12"/>
+              </w:rPr>
+              <w:t>8-dimension CORE baseline profile added + page row-render requirement</w:t>
+            </w:r>
+          </w:p>
+        </w:tc>
+      </w:tr>
+      <w:tr>
+        <w:tc>
+          <w:tcPr>
+            <w:tcW w:type="dxa" w:w="5275"/>
+          </w:tcPr>
+          <w:p>
+            <w:r>
+              <w:rPr>
+                <w:sz w:val="12"/>
+              </w:rPr>
+              <w:t>ASSET-01</w:t>
+            </w:r>
+          </w:p>
+        </w:tc>
+        <w:tc>
+          <w:tcPr>
+            <w:tcW w:type="dxa" w:w="5275"/>
+          </w:tcPr>
+          <w:p>
+            <w:r>
+              <w:rPr>
+                <w:sz w:val="12"/>
+              </w:rPr>
+              <w:t>Scorecard fields existed, no concrete dimension catalog</w:t>
+            </w:r>
+          </w:p>
+        </w:tc>
+        <w:tc>
+          <w:tcPr>
+            <w:tcW w:type="dxa" w:w="5275"/>
+          </w:tcPr>
+          <w:p>
+            <w:r>
+              <w:rPr>
+                <w:sz w:val="12"/>
+              </w:rPr>
+              <w:t>9-dimension IMAGE + 8-dimension AUDIO profiles added</w:t>
+            </w:r>
+          </w:p>
+        </w:tc>
+      </w:tr>
+      <w:tr>
+        <w:tc>
+          <w:tcPr>
+            <w:tcW w:type="dxa" w:w="5275"/>
+          </w:tcPr>
+          <w:p>
+            <w:r>
+              <w:rPr>
+                <w:sz w:val="12"/>
+              </w:rPr>
+              <w:t>VIDEO-01</w:t>
+            </w:r>
+          </w:p>
+        </w:tc>
+        <w:tc>
+          <w:tcPr>
+            <w:tcW w:type="dxa" w:w="5275"/>
+          </w:tcPr>
+          <w:p>
+            <w:r>
+              <w:rPr>
+                <w:sz w:val="12"/>
+              </w:rPr>
+              <w:t>9 dimensions existed but no governed weights/profile</w:t>
+            </w:r>
+          </w:p>
+        </w:tc>
+        <w:tc>
+          <w:tcPr>
+            <w:tcW w:type="dxa" w:w="5275"/>
+          </w:tcPr>
+          <w:p>
+            <w:r>
+              <w:rPr>
+                <w:sz w:val="12"/>
+              </w:rPr>
+              <w:t>Existing 9 UIDs preserved; weights + SG-02 mapping added</w:t>
+            </w:r>
+          </w:p>
+        </w:tc>
+      </w:tr>
+      <w:tr>
+        <w:tc>
+          <w:tcPr>
+            <w:tcW w:type="dxa" w:w="5275"/>
+          </w:tcPr>
+          <w:p>
+            <w:r>
+              <w:rPr>
+                <w:sz w:val="12"/>
+              </w:rPr>
+              <w:t>EDIT-01</w:t>
+            </w:r>
+          </w:p>
+        </w:tc>
+        <w:tc>
+          <w:tcPr>
+            <w:tcW w:type="dxa" w:w="5275"/>
+          </w:tcPr>
+          <w:p>
+            <w:r>
+              <w:rPr>
+                <w:sz w:val="12"/>
+              </w:rPr>
+              <w:t>dimension_scores existed, no concrete stage dimension names</w:t>
+            </w:r>
+          </w:p>
+        </w:tc>
+        <w:tc>
+          <w:tcPr>
+            <w:tcW w:type="dxa" w:w="5275"/>
+          </w:tcPr>
+          <w:p>
+            <w:r>
+              <w:rPr>
+                <w:sz w:val="12"/>
+              </w:rPr>
+              <w:t>12-dimension EDIT profile + stage applicability added</w:t>
+            </w:r>
+          </w:p>
+        </w:tc>
+      </w:tr>
+      <w:tr>
+        <w:tc>
+          <w:tcPr>
+            <w:tcW w:type="dxa" w:w="5275"/>
+          </w:tcPr>
+          <w:p>
+            <w:r>
+              <w:rPr>
+                <w:sz w:val="12"/>
+              </w:rPr>
+              <w:t>QA-01</w:t>
+            </w:r>
+          </w:p>
+        </w:tc>
+        <w:tc>
+          <w:tcPr>
+            <w:tcW w:type="dxa" w:w="5275"/>
+          </w:tcPr>
+          <w:p>
+            <w:r>
+              <w:rPr>
+                <w:sz w:val="12"/>
+              </w:rPr>
+              <w:t>Generated dimension table existed, but actual review items absent</w:t>
+            </w:r>
+          </w:p>
+        </w:tc>
+        <w:tc>
+          <w:tcPr>
+            <w:tcW w:type="dxa" w:w="5275"/>
+          </w:tcPr>
+          <w:p>
+            <w:r>
+              <w:rPr>
+                <w:sz w:val="12"/>
+              </w:rPr>
+              <w:t>17 concrete final-output review items + exact scorecard display contract added</w:t>
+            </w:r>
+          </w:p>
+        </w:tc>
+      </w:tr>
+      <w:tr>
+        <w:tc>
+          <w:tcPr>
+            <w:tcW w:type="dxa" w:w="5275"/>
+          </w:tcPr>
+          <w:p>
+            <w:r>
+              <w:rPr>
+                <w:sz w:val="12"/>
+              </w:rPr>
+              <w:t>SG-02</w:t>
+            </w:r>
+          </w:p>
+        </w:tc>
+        <w:tc>
+          <w:tcPr>
+            <w:tcW w:type="dxa" w:w="5275"/>
+          </w:tcPr>
+          <w:p>
+            <w:r>
+              <w:rPr>
+                <w:sz w:val="12"/>
+              </w:rPr>
+              <w:t>Dimension/Criteria containers empty; lifecycle lacked DRAFT→REVIEW action</w:t>
+            </w:r>
+          </w:p>
+        </w:tc>
+        <w:tc>
+          <w:tcPr>
+            <w:tcW w:type="dxa" w:w="5275"/>
+          </w:tcPr>
+          <w:p>
+            <w:r>
+              <w:rPr>
+                <w:sz w:val="12"/>
+              </w:rPr>
+              <w:t>6 baseline profiles + dimension/check/category catalogs + Submit Review authority; denominator 12</w:t>
+            </w:r>
+          </w:p>
+        </w:tc>
+      </w:tr>
+    </w:tbl>
+    <w:tbl>
+      <w:tblPr>
+        <w:tblStyle w:val="TableGrid"/>
+        <w:tblW w:type="auto" w:w="0"/>
+        <w:tblLook w:firstColumn="1" w:firstRow="1" w:lastColumn="0" w:lastRow="0" w:noHBand="0" w:noVBand="1" w:val="04A0"/>
+      </w:tblPr>
+      <w:tblGrid>
+        <w:gridCol w:w="7913"/>
+        <w:gridCol w:w="7913"/>
+      </w:tblGrid>
+      <w:tr>
+        <w:trPr>
+          <w:tblHeader w:val="true"/>
+        </w:trPr>
+        <w:tc>
+          <w:tcPr>
+            <w:tcW w:type="dxa" w:w="7913"/>
+            <w:shd w:fill="EDE9FE"/>
+          </w:tcPr>
+          <w:p>
+            <w:r>
+              <w:rPr>
+                <w:sz w:val="12"/>
+              </w:rPr>
+              <w:t>Other pages audited</w:t>
+            </w:r>
+          </w:p>
+        </w:tc>
+        <w:tc>
+          <w:tcPr>
+            <w:tcW w:type="dxa" w:w="7913"/>
+            <w:shd w:fill="EDE9FE"/>
+          </w:tcPr>
+          <w:p>
+            <w:r>
+              <w:rPr>
+                <w:sz w:val="12"/>
+              </w:rPr>
+              <w:t>Result</w:t>
+            </w:r>
+          </w:p>
+        </w:tc>
+      </w:tr>
+      <w:tr>
+        <w:tc>
+          <w:tcPr>
+            <w:tcW w:type="dxa" w:w="7913"/>
+          </w:tcPr>
+          <w:p>
+            <w:r>
+              <w:rPr>
+                <w:sz w:val="12"/>
+              </w:rPr>
+              <w:t>WB-01 / DB-01 / INFO-01 / IAM-01</w:t>
+            </w:r>
+          </w:p>
+        </w:tc>
+        <w:tc>
+          <w:tcPr>
+            <w:tcW w:type="dxa" w:w="7913"/>
+          </w:tcPr>
+          <w:p>
+            <w:r>
+              <w:rPr>
+                <w:sz w:val="12"/>
+              </w:rPr>
+              <w:t>No same defect: fixed schemas/sections/entities are concrete; runtime records are intentionally dynamic.</w:t>
+            </w:r>
+          </w:p>
+        </w:tc>
+      </w:tr>
+      <w:tr>
+        <w:tc>
+          <w:tcPr>
+            <w:tcW w:type="dxa" w:w="7913"/>
+          </w:tcPr>
+          <w:p>
+            <w:r>
+              <w:rPr>
+                <w:sz w:val="12"/>
+              </w:rPr>
+              <w:t>DEV-01 / SOC-01 / ERP-01 / AIAPI-01</w:t>
+            </w:r>
+          </w:p>
+        </w:tc>
+        <w:tc>
+          <w:tcPr>
+            <w:tcW w:type="dxa" w:w="7913"/>
+          </w:tcPr>
+          <w:p>
+            <w:r>
+              <w:rPr>
+                <w:sz w:val="12"/>
+              </w:rPr>
+              <w:t>No same defect: business entities, stages/contracts/fields are concrete; values/providers/amounts remain real-data-only.</w:t>
+            </w:r>
+          </w:p>
+        </w:tc>
+      </w:tr>
+      <w:tr>
+        <w:tc>
+          <w:tcPr>
+            <w:tcW w:type="dxa" w:w="7913"/>
+          </w:tcPr>
+          <w:p>
+            <w:r>
+              <w:rPr>
+                <w:sz w:val="12"/>
+              </w:rPr>
+              <w:t>STR-01 / Admin STR-01 / KB-01 / SYS-01</w:t>
+            </w:r>
+          </w:p>
+        </w:tc>
+        <w:tc>
+          <w:tcPr>
+            <w:tcW w:type="dxa" w:w="7913"/>
+          </w:tcPr>
+          <w:p>
+            <w:r>
+              <w:rPr>
+                <w:sz w:val="12"/>
+              </w:rPr>
+              <w:t>No same defect: workflow/entity/review/source contracts are concrete; dynamic facts/candidates/sources must not be seeded.</w:t>
+            </w:r>
+          </w:p>
+        </w:tc>
+      </w:tr>
+    </w:tbl>
     <w:sectPr>
-      <w:pgSz w:w="11909" w:h="16834" w:orient="landscape"/>
-      <w:pgMar w:top="576" w:right="504" w:bottom="576" w:left="504" w:header="720" w:footer="720" w:gutter="0"/>
+      <w:pgSz w:w="16834" w:h="11909" w:orient="landscape"/>
+      <w:pgMar w:top="547" w:right="504" w:bottom="547" w:left="504" w:header="720" w:footer="720" w:gutter="0"/>
       <w:cols w:space="720"/>
       <w:docGrid w:linePitch="360"/>
     </w:sectPr>

--- a/00_INDEX_ACPOS_Mother_Compliant_Basic_Design_Master.docx
+++ b/00_INDEX_ACPOS_Mother_Compliant_Basic_Design_Master.docx
@@ -7169,10 +7169,7 @@
           </w:tcPr>
           <w:p>
             <w:r>
-              <w:rPr>
-                <w:sz w:val="13"/>
-              </w:rPr>
-              <w:t>11</w:t>
+              <w:t>12</w:t>
             </w:r>
           </w:p>
         </w:tc>
@@ -7182,10 +7179,7 @@
           </w:tcPr>
           <w:p>
             <w:r>
-              <w:rPr>
-                <w:sz w:val="13"/>
-              </w:rPr>
-              <w:t>11</w:t>
+              <w:t>12</w:t>
             </w:r>
           </w:p>
         </w:tc>

--- a/00_INDEX_ACPOS_Mother_Compliant_Basic_Design_Master.docx
+++ b/00_INDEX_ACPOS_Mother_Compliant_Basic_Design_Master.docx
@@ -30,7 +30,7 @@
           <w:color w:val="596078"/>
           <w:sz w:val="16"/>
         </w:rPr>
-        <w:t>GitHub new @ 165c6440cb53 · Current Authority 基準 + 使用者指定更新／補充 · DESIGN_FROZEN = FALSE</w:t>
+        <w:t>Current HEAD：MUST be resolved fresh from GitHub branch 0921acpos at audit/execution time. Historical SHA references are evidence only and MUST NOT be treated as Current Truth.</w:t>
       </w:r>
     </w:p>
     <w:p>
@@ -198,7 +198,7 @@
                 <w:color w:val="171A2B"/>
                 <w:sz w:val="13"/>
               </w:rPr>
-              <w:t>165c6440cb53b1b45ec96905241fb4d56dc3b867</w:t>
+              <w:t>Current HEAD：MUST be resolved fresh from GitHub branch 0921acpos at audit/execution time. Historical SHA references are evidence only and MUST NOT be treated as Current Truth.</w:t>
             </w:r>
           </w:p>
         </w:tc>
@@ -7812,9 +7812,250 @@
         </w:tc>
       </w:tr>
     </w:tbl>
+    <w:p>
+      <w:pPr>
+        <w:sectPr>
+          <w:pgSz w:w="16834" w:h="11909" w:orient="landscape"/>
+          <w:pgMar w:top="547" w:right="504" w:bottom="547" w:left="504" w:header="720" w:footer="720" w:gutter="0"/>
+          <w:cols w:space="720"/>
+          <w:docGrid w:linePitch="360"/>
+        </w:sectPr>
+      </w:pPr>
+    </w:p>
+    <w:p>
+      <w:pPr>
+        <w:pStyle w:val="Heading1"/>
+      </w:pPr>
+      <w:r>
+        <w:t>Current Package Identity / Dynamic Denominator Closure</w:t>
+      </w:r>
+    </w:p>
+    <w:p>
+      <w:r>
+        <w:rPr>
+          <w:b/>
+        </w:rPr>
+        <w:t xml:space="preserve">[ACPOS-20260921-BATCH-01-FOUNDATION-CLOSURE-V1] </w:t>
+      </w:r>
+      <w:r>
+        <w:t>本節為 0921acpos Current Word package 的正式缺口閉合內容。只定義 Basic Design / authority contract；若缺 Runtime / Production evidence，狀態仍必須維持 NOT_EXECUTED / IMPLEMENTATION_REQUIRED，不得因文件定義完成而宣告 Runtime 完成。</w:t>
+      </w:r>
+    </w:p>
+    <w:tbl>
+      <w:tblPr>
+        <w:tblStyle w:val="TableGrid"/>
+        <w:tblW w:type="auto" w:w="0"/>
+        <w:tblLook w:firstColumn="1" w:firstRow="1" w:lastColumn="0" w:lastRow="0" w:noHBand="0" w:noVBand="1" w:val="04A0"/>
+      </w:tblPr>
+      <w:tblGrid>
+        <w:gridCol w:w="5349"/>
+        <w:gridCol w:w="5349"/>
+      </w:tblGrid>
+      <w:tr>
+        <w:trPr>
+          <w:tblHeader w:val="true"/>
+        </w:trPr>
+        <w:tc>
+          <w:tcPr>
+            <w:tcW w:type="dxa" w:w="5349"/>
+            <w:shd w:fill="EDE9FE"/>
+          </w:tcPr>
+          <w:p>
+            <w:r>
+              <w:rPr>
+                <w:sz w:val="12"/>
+              </w:rPr>
+              <w:t>Item</w:t>
+            </w:r>
+          </w:p>
+        </w:tc>
+        <w:tc>
+          <w:tcPr>
+            <w:tcW w:type="dxa" w:w="5349"/>
+            <w:shd w:fill="EDE9FE"/>
+          </w:tcPr>
+          <w:p>
+            <w:r>
+              <w:rPr>
+                <w:sz w:val="12"/>
+              </w:rPr>
+              <w:t>Current rule</w:t>
+            </w:r>
+          </w:p>
+        </w:tc>
+      </w:tr>
+      <w:tr>
+        <w:tc>
+          <w:tcPr>
+            <w:tcW w:type="dxa" w:w="5349"/>
+          </w:tcPr>
+          <w:p>
+            <w:r>
+              <w:rPr>
+                <w:sz w:val="12"/>
+              </w:rPr>
+              <w:t>Branch</w:t>
+            </w:r>
+          </w:p>
+        </w:tc>
+        <w:tc>
+          <w:tcPr>
+            <w:tcW w:type="dxa" w:w="5349"/>
+          </w:tcPr>
+          <w:p>
+            <w:r>
+              <w:rPr>
+                <w:sz w:val="12"/>
+              </w:rPr>
+              <w:t>0921acpos</w:t>
+            </w:r>
+          </w:p>
+        </w:tc>
+      </w:tr>
+      <w:tr>
+        <w:tc>
+          <w:tcPr>
+            <w:tcW w:type="dxa" w:w="5349"/>
+          </w:tcPr>
+          <w:p>
+            <w:r>
+              <w:rPr>
+                <w:sz w:val="12"/>
+              </w:rPr>
+              <w:t>Physical package denominator</w:t>
+            </w:r>
+          </w:p>
+        </w:tc>
+        <w:tc>
+          <w:tcPr>
+            <w:tcW w:type="dxa" w:w="5349"/>
+          </w:tcPr>
+          <w:p>
+            <w:r>
+              <w:rPr>
+                <w:sz w:val="12"/>
+              </w:rPr>
+              <w:t>31 DOCX: 1 Index + 9 System Normative + 18 Page Design + Login + System Logic + Global Shell</w:t>
+            </w:r>
+          </w:p>
+        </w:tc>
+      </w:tr>
+      <w:tr>
+        <w:tc>
+          <w:tcPr>
+            <w:tcW w:type="dxa" w:w="5349"/>
+          </w:tcPr>
+          <w:p>
+            <w:r>
+              <w:rPr>
+                <w:sz w:val="12"/>
+              </w:rPr>
+              <w:t>HEAD identity</w:t>
+            </w:r>
+          </w:p>
+        </w:tc>
+        <w:tc>
+          <w:tcPr>
+            <w:tcW w:type="dxa" w:w="5349"/>
+          </w:tcPr>
+          <w:p>
+            <w:r>
+              <w:rPr>
+                <w:sz w:val="12"/>
+              </w:rPr>
+              <w:t>Dynamic. Resolve fresh from GitHub before audit, batch execution, validation and completion declaration; do not hard-code a historical SHA as Current Truth.</w:t>
+            </w:r>
+          </w:p>
+        </w:tc>
+      </w:tr>
+      <w:tr>
+        <w:tc>
+          <w:tcPr>
+            <w:tcW w:type="dxa" w:w="5349"/>
+          </w:tcPr>
+          <w:p>
+            <w:r>
+              <w:rPr>
+                <w:sz w:val="12"/>
+              </w:rPr>
+              <w:t>File applicability</w:t>
+            </w:r>
+          </w:p>
+        </w:tc>
+        <w:tc>
+          <w:tcPr>
+            <w:tcW w:type="dxa" w:w="5349"/>
+          </w:tcPr>
+          <w:p>
+            <w:r>
+              <w:rPr>
+                <w:sz w:val="12"/>
+              </w:rPr>
+              <w:t>Every physical DOCX in the package is in denominator unless an explicit Current Authority exclusion exists.</w:t>
+            </w:r>
+          </w:p>
+        </w:tc>
+      </w:tr>
+      <w:tr>
+        <w:tc>
+          <w:tcPr>
+            <w:tcW w:type="dxa" w:w="5349"/>
+          </w:tcPr>
+          <w:p>
+            <w:r>
+              <w:rPr>
+                <w:sz w:val="12"/>
+              </w:rPr>
+              <w:t>Evidence</w:t>
+            </w:r>
+          </w:p>
+        </w:tc>
+        <w:tc>
+          <w:tcPr>
+            <w:tcW w:type="dxa" w:w="5349"/>
+          </w:tcPr>
+          <w:p>
+            <w:r>
+              <w:rPr>
+                <w:sz w:val="12"/>
+              </w:rPr>
+              <w:t>Current branch root scan + exact Git blob SHA for each target file + fresh batch validation run.</w:t>
+            </w:r>
+          </w:p>
+        </w:tc>
+      </w:tr>
+      <w:tr>
+        <w:tc>
+          <w:tcPr>
+            <w:tcW w:type="dxa" w:w="5349"/>
+          </w:tcPr>
+          <w:p>
+            <w:r>
+              <w:rPr>
+                <w:sz w:val="12"/>
+              </w:rPr>
+              <w:t>Stale metadata rule</w:t>
+            </w:r>
+          </w:p>
+        </w:tc>
+        <w:tc>
+          <w:tcPr>
+            <w:tcW w:type="dxa" w:w="5349"/>
+          </w:tcPr>
+          <w:p>
+            <w:r>
+              <w:rPr>
+                <w:sz w:val="12"/>
+              </w:rPr>
+              <w:t>Any embedded branch/SHA/count that conflicts with the fresh physical scan is historical evidence only, not Current package authority.</w:t>
+            </w:r>
+          </w:p>
+        </w:tc>
+      </w:tr>
+    </w:tbl>
     <w:sectPr>
-      <w:pgSz w:w="16834" w:h="11909" w:orient="landscape"/>
-      <w:pgMar w:top="547" w:right="504" w:bottom="547" w:left="504" w:header="720" w:footer="720" w:gutter="0"/>
+      <w:pgSz w:w="11909" w:h="16834" w:orient="landscape"/>
+      <w:pgMar w:top="605" w:right="605" w:bottom="605" w:left="605" w:header="720" w:footer="720" w:gutter="0"/>
       <w:cols w:space="720"/>
       <w:docGrid w:linePitch="360"/>
     </w:sectPr>

--- a/00_INDEX_ACPOS_Mother_Compliant_Basic_Design_Master.docx
+++ b/00_INDEX_ACPOS_Mother_Compliant_Basic_Design_Master.docx
@@ -55,7 +55,7 @@
           <w:color w:val="171A2B"/>
           <w:sz w:val="16"/>
         </w:rPr>
-        <w:t>本包共 20 份 Basic Design：18 個 GitHub Current Pages + Login/Identity Entry + 全站 System Logic；另有本總目錄，共 21 份 Word。每一份頁面文件均獨立完成 Mother S076–S083 相容的 27 項 Blueprint artifact denominator，避免把所有頁面混成一份大文件。</w:t>
+        <w:t>本包共 20 份 Basic Design：18 個 GitHub Current Pages + Login/Identity Entry + 全站 System Logic；另有本總目錄，共 31 份 Word。每一份頁面文件均獨立完成 Mother S076–S083 相容的 27 項 Blueprint artifact denominator，避免把所有頁面混成一份大文件。</w:t>
       </w:r>
     </w:p>
     <w:tbl>
@@ -154,7 +154,7 @@
                 <w:color w:val="171A2B"/>
                 <w:sz w:val="13"/>
               </w:rPr>
-              <w:t>new</w:t>
+              <w:t>0921acpos</w:t>
             </w:r>
           </w:p>
         </w:tc>
@@ -198,7 +198,7 @@
                 <w:color w:val="171A2B"/>
                 <w:sz w:val="13"/>
               </w:rPr>
-              <w:t>Current HEAD：MUST be resolved fresh from GitHub branch 0921acpos at audit/execution time. Historical SHA references are evidence only and MUST NOT be treated as Current Truth.</w:t>
+              <w:t>RESOLVE_FRESH_AT_AUDIT_TIME</w:t>
             </w:r>
           </w:p>
         </w:tc>
@@ -3222,7 +3222,7 @@
                 <w:color w:val="171A2B"/>
                 <w:sz w:val="11"/>
               </w:rPr>
-              <w:t>01_HOME/01_WB-01_公司首頁_儀表板_Mother_Compliant_Basic_Design.docx</w:t>
+              <w:t>ACPOS_WB-01_MOTHER_BASIC_DESIGN_TECH_PURPLE_v1.0.docx</w:t>
             </w:r>
           </w:p>
         </w:tc>
@@ -3371,7 +3371,7 @@
                 <w:color w:val="171A2B"/>
                 <w:sz w:val="11"/>
               </w:rPr>
-              <w:t>02_FRONT/02_CORE-01_核心 AI 工作區_Mother_Compliant_Basic_Design.docx</w:t>
+              <w:t>ACPOS_CORE-01_MOTHER_BASIC_DESIGN_TECH_PURPLE_v1.0.docx</w:t>
             </w:r>
           </w:p>
         </w:tc>
@@ -3513,7 +3513,7 @@
                 <w:color w:val="171A2B"/>
                 <w:sz w:val="11"/>
               </w:rPr>
-              <w:t>02_FRONT/03_ASSET-01_素材生產工作區_Mother_Compliant_Basic_Design.docx</w:t>
+              <w:t>ACPOS_ASSET-01_MOTHER_BASIC_DESIGN_TECH_PURPLE_v1.0.docx</w:t>
             </w:r>
           </w:p>
         </w:tc>
@@ -3662,7 +3662,7 @@
                 <w:color w:val="171A2B"/>
                 <w:sz w:val="11"/>
               </w:rPr>
-              <w:t>02_FRONT/04_VIDEO-01_影片生成工作區_Mother_Compliant_Basic_Design.docx</w:t>
+              <w:t>ACPOS_VIDEO-01_MOTHER_BASIC_DESIGN_TECH_PURPLE_v1.0.docx</w:t>
             </w:r>
           </w:p>
         </w:tc>
@@ -3804,7 +3804,7 @@
                 <w:color w:val="171A2B"/>
                 <w:sz w:val="11"/>
               </w:rPr>
-              <w:t>02_FRONT/05_EDIT-01_整合後製剪輯工作台_Mother_Compliant_Basic_Design.docx</w:t>
+              <w:t>ACPOS_EDIT-01_MOTHER_BASIC_DESIGN_TECH_PURPLE_v1.0.docx</w:t>
             </w:r>
           </w:p>
         </w:tc>
@@ -3953,7 +3953,7 @@
                 <w:color w:val="171A2B"/>
                 <w:sz w:val="11"/>
               </w:rPr>
-              <w:t>02_FRONT/06_QA-01_QA 審查工作區_Mother_Compliant_Basic_Design.docx</w:t>
+              <w:t>ACPOS_QA-01_MOTHER_BASIC_DESIGN_TECH_PURPLE_v1.0.docx</w:t>
             </w:r>
           </w:p>
         </w:tc>
@@ -4095,7 +4095,7 @@
                 <w:color w:val="171A2B"/>
                 <w:sz w:val="11"/>
               </w:rPr>
-              <w:t>02_FRONT/07_DB-01_資料庫_資料血緣工作區_Mother_Compliant_Basic_Design.docx</w:t>
+              <w:t>ACPOS_DB-01_MOTHER_BASIC_DESIGN_TECH_PURPLE_v1.0.docx</w:t>
             </w:r>
           </w:p>
         </w:tc>
@@ -4244,7 +4244,7 @@
                 <w:color w:val="171A2B"/>
                 <w:sz w:val="11"/>
               </w:rPr>
-              <w:t>02_FRONT/08_STR-01_戰略中心工作區_Mother_Compliant_Basic_Design.docx</w:t>
+              <w:t>ACPOS_STR-01_WORKSPACE_MOTHER_BASIC_DESIGN_TECH_PURPLE_v1.0.docx</w:t>
             </w:r>
           </w:p>
         </w:tc>
@@ -4386,7 +4386,7 @@
                 <w:color w:val="171A2B"/>
                 <w:sz w:val="11"/>
               </w:rPr>
-              <w:t>02_FRONT/09_INFO-01_最新資訊工作區_Mother_Compliant_Basic_Design.docx</w:t>
+              <w:t>ACPOS_INFO-01_MOTHER_BASIC_DESIGN_TECH_PURPLE_v1.0.docx</w:t>
             </w:r>
           </w:p>
         </w:tc>
@@ -4535,7 +4535,7 @@
                 <w:color w:val="171A2B"/>
                 <w:sz w:val="11"/>
               </w:rPr>
-              <w:t>03_ADMIN/10_SYS-01_系統維護_系統生命週期_Mother_Compliant_Basic_Design.docx</w:t>
+              <w:t>ACPOS_SYS-01_系統維護與生命週期工作區_Mother_Basic_Design_OPTIMIZED.docx</w:t>
             </w:r>
           </w:p>
         </w:tc>
@@ -4677,7 +4677,7 @@
                 <w:color w:val="171A2B"/>
                 <w:sz w:val="11"/>
               </w:rPr>
-              <w:t>03_ADMIN/11_IAM-01_帳戶與權限_Mother_Compliant_Basic_Design.docx</w:t>
+              <w:t>ACPOS_IAM-01_帳戶與權限_Mother_Basic_Design_OPTIMIZED.docx</w:t>
             </w:r>
           </w:p>
         </w:tc>
@@ -4826,7 +4826,7 @@
                 <w:color w:val="171A2B"/>
                 <w:sz w:val="11"/>
               </w:rPr>
-              <w:t>03_ADMIN/12_DEV-01_企業開發與商機自動化_Mother_Compliant_Basic_Design.docx</w:t>
+              <w:t>ACPOS_DEV-01_企業自動開發系統_Mother_Basic_Design_OPTIMIZED.docx</w:t>
             </w:r>
           </w:p>
         </w:tc>
@@ -4968,7 +4968,7 @@
                 <w:color w:val="171A2B"/>
                 <w:sz w:val="11"/>
               </w:rPr>
-              <w:t>03_ADMIN/13_SOC-01_自動廣告_公開市場商機與社群發布_Mother_Compliant_Basic_Design.docx</w:t>
+              <w:t>ACPOS_SOC-01_社群發布_Mother_Basic_Design_OPTIMIZED.docx</w:t>
             </w:r>
           </w:p>
         </w:tc>
@@ -5117,7 +5117,7 @@
                 <w:color w:val="171A2B"/>
                 <w:sz w:val="11"/>
               </w:rPr>
-              <w:t>03_ADMIN/14_ERP-01_ERP_財務_Mother_Compliant_Basic_Design.docx</w:t>
+              <w:t>ACPOS_ERP-01_ERP與財務_Mother_Basic_Design_OPTIMIZED.docx</w:t>
             </w:r>
           </w:p>
         </w:tc>
@@ -5259,7 +5259,7 @@
                 <w:color w:val="171A2B"/>
                 <w:sz w:val="11"/>
               </w:rPr>
-              <w:t>03_ADMIN/15_AIAPI-01_AI API 管理_Mother_Compliant_Basic_Design.docx</w:t>
+              <w:t>ACPOS_AIAPI-01_AI_API管理_Mother_Basic_Design_OPTIMIZED.docx</w:t>
             </w:r>
           </w:p>
         </w:tc>
@@ -5408,7 +5408,7 @@
                 <w:color w:val="171A2B"/>
                 <w:sz w:val="11"/>
               </w:rPr>
-              <w:t>03_ADMIN/16_SG-02_QA 審查項目_品質標準治理_Mother_Compliant_Basic_Design.docx</w:t>
+              <w:t>ACPOS_SG-02_QA審查項目名單_Mother_Basic_Design_OPTIMIZED.docx</w:t>
             </w:r>
           </w:p>
         </w:tc>
@@ -5550,7 +5550,7 @@
                 <w:color w:val="171A2B"/>
                 <w:sz w:val="11"/>
               </w:rPr>
-              <w:t>03_ADMIN/17_ADMIN-STR-01_戰略中心後台_Mother_Compliant_Basic_Design.docx</w:t>
+              <w:t>ACPOS_admin_STR-01_戰略中心後台_Mother_Basic_Design_OPTIMIZED.docx</w:t>
             </w:r>
           </w:p>
         </w:tc>
@@ -5699,7 +5699,7 @@
                 <w:color w:val="171A2B"/>
                 <w:sz w:val="11"/>
               </w:rPr>
-              <w:t>03_ADMIN/18_KB-01_知識庫與 Experience 中心_Mother_Compliant_Basic_Design.docx</w:t>
+              <w:t>ACPOS_KB-01_知識庫_Mother_Basic_Design_OPTIMIZED.docx</w:t>
             </w:r>
           </w:p>
         </w:tc>
@@ -5841,7 +5841,7 @@
                 <w:color w:val="171A2B"/>
                 <w:sz w:val="11"/>
               </w:rPr>
-              <w:t>04_LOGIN/19_LOGIN_登入_身份入口_Mother_Compliant_Basic_Design.docx</w:t>
+              <w:t>ACPOS_LOGIN_IDENTITY_ENTRY_Mother_Basic_Design_OPTIMIZED.docx</w:t>
             </w:r>
           </w:p>
         </w:tc>
@@ -5990,7 +5990,7 @@
                 <w:color w:val="171A2B"/>
                 <w:sz w:val="11"/>
               </w:rPr>
-              <w:t>05_SYSTEM_LOGIC/20_SYSTEM-LOGIC_全站系統邏輯與共享 Runtime_AI Continuity_Mother_Compliant_Basic_Design.docx</w:t>
+              <w:t>ACPOS_SYSTEM_LOGIC_GLOBAL_INTEGRATION_Mother_Basic_Design_OPTIMIZED.docx</w:t>
             </w:r>
           </w:p>
         </w:tc>
@@ -8048,6 +8048,272 @@
                 <w:sz w:val="12"/>
               </w:rPr>
               <w:t>Any embedded branch/SHA/count that conflicts with the fresh physical scan is historical evidence only, not Current package authority.</w:t>
+            </w:r>
+          </w:p>
+        </w:tc>
+      </w:tr>
+    </w:tbl>
+    <w:p>
+      <w:pPr>
+        <w:pStyle w:val="Heading2"/>
+      </w:pPr>
+      <w:r>
+        <w:t>Current Supporting Word Corpus｜目前支援設計文件</w:t>
+      </w:r>
+    </w:p>
+    <w:p>
+      <w:r>
+        <w:t>[ACPOS-CURRENT-SUPPORTING-WORD-CORPUS-V1] Package denominator = 31 Word files = 1 Index + 20 page/login/global-integration entries + 10 supporting design/system-contract files.</w:t>
+      </w:r>
+    </w:p>
+    <w:tbl>
+      <w:tblPr>
+        <w:tblStyle w:val="TableGrid"/>
+        <w:tblW w:type="auto" w:w="0"/>
+        <w:tblLook w:firstColumn="1" w:firstRow="1" w:lastColumn="0" w:lastRow="0" w:noHBand="0" w:noVBand="1" w:val="04A0"/>
+      </w:tblPr>
+      <w:tblGrid>
+        <w:gridCol w:w="5349"/>
+        <w:gridCol w:w="5349"/>
+      </w:tblGrid>
+      <w:tr>
+        <w:tc>
+          <w:tcPr>
+            <w:tcW w:type="dxa" w:w="5349"/>
+          </w:tcPr>
+          <w:p>
+            <w:r>
+              <w:t>Document Role</w:t>
+            </w:r>
+          </w:p>
+        </w:tc>
+        <w:tc>
+          <w:tcPr>
+            <w:tcW w:type="dxa" w:w="5349"/>
+          </w:tcPr>
+          <w:p>
+            <w:r>
+              <w:t>Current Root Filename</w:t>
+            </w:r>
+          </w:p>
+        </w:tc>
+      </w:tr>
+      <w:tr>
+        <w:tc>
+          <w:tcPr>
+            <w:tcW w:type="dxa" w:w="5349"/>
+          </w:tcPr>
+          <w:p>
+            <w:r>
+              <w:t>Global Home / Shell / Navigation</w:t>
+            </w:r>
+          </w:p>
+        </w:tc>
+        <w:tc>
+          <w:tcPr>
+            <w:tcW w:type="dxa" w:w="5349"/>
+          </w:tcPr>
+          <w:p>
+            <w:r>
+              <w:t>ACPOS_GLOBAL_HOME_SHELL_NAVIGATION_Mother_Basic_Design_OPTIMIZED.docx</w:t>
+            </w:r>
+          </w:p>
+        </w:tc>
+      </w:tr>
+      <w:tr>
+        <w:tc>
+          <w:tcPr>
+            <w:tcW w:type="dxa" w:w="5349"/>
+          </w:tcPr>
+          <w:p>
+            <w:r>
+              <w:t>System Contract 01</w:t>
+            </w:r>
+          </w:p>
+        </w:tc>
+        <w:tc>
+          <w:tcPr>
+            <w:tcW w:type="dxa" w:w="5349"/>
+          </w:tcPr>
+          <w:p>
+            <w:r>
+              <w:t>01_ACPOS_Global_Intelligent_Brain_Information_Lifecycle_Mother_Basic_Logic_Design_Normative_Contract_v4.docx</w:t>
+            </w:r>
+          </w:p>
+        </w:tc>
+      </w:tr>
+      <w:tr>
+        <w:tc>
+          <w:tcPr>
+            <w:tcW w:type="dxa" w:w="5349"/>
+          </w:tcPr>
+          <w:p>
+            <w:r>
+              <w:t>System Contract 02</w:t>
+            </w:r>
+          </w:p>
+        </w:tc>
+        <w:tc>
+          <w:tcPr>
+            <w:tcW w:type="dxa" w:w="5349"/>
+          </w:tcPr>
+          <w:p>
+            <w:r>
+              <w:t>02_ACPOS_AI_Conversation_Memory_MultiAI_Assistant_Mother_Basic_Logic_Design_Normative_Contract_v1.0.docx</w:t>
+            </w:r>
+          </w:p>
+        </w:tc>
+      </w:tr>
+      <w:tr>
+        <w:tc>
+          <w:tcPr>
+            <w:tcW w:type="dxa" w:w="5349"/>
+          </w:tcPr>
+          <w:p>
+            <w:r>
+              <w:t>System Contract 03</w:t>
+            </w:r>
+          </w:p>
+        </w:tc>
+        <w:tc>
+          <w:tcPr>
+            <w:tcW w:type="dxa" w:w="5349"/>
+          </w:tcPr>
+          <w:p>
+            <w:r>
+              <w:t>03_ACPOS_AI_Execution_Script_Compiler_Tool_AIAPI_Runtime_Mother_Basic_Logic_Design_Normative_Contract_v1.0.docx</w:t>
+            </w:r>
+          </w:p>
+        </w:tc>
+      </w:tr>
+      <w:tr>
+        <w:tc>
+          <w:tcPr>
+            <w:tcW w:type="dxa" w:w="5349"/>
+          </w:tcPr>
+          <w:p>
+            <w:r>
+              <w:t>System Contract 04</w:t>
+            </w:r>
+          </w:p>
+        </w:tc>
+        <w:tc>
+          <w:tcPr>
+            <w:tcW w:type="dxa" w:w="5349"/>
+          </w:tcPr>
+          <w:p>
+            <w:r>
+              <w:t>04_ACPOS_CORE_AI_Blueprint_Canonical_Script_System_Mother_Basic_Logic_Design_Normative_Contract_v1.0.docx</w:t>
+            </w:r>
+          </w:p>
+        </w:tc>
+      </w:tr>
+      <w:tr>
+        <w:tc>
+          <w:tcPr>
+            <w:tcW w:type="dxa" w:w="5349"/>
+          </w:tcPr>
+          <w:p>
+            <w:r>
+              <w:t>System Contract 05</w:t>
+            </w:r>
+          </w:p>
+        </w:tc>
+        <w:tc>
+          <w:tcPr>
+            <w:tcW w:type="dxa" w:w="5349"/>
+          </w:tcPr>
+          <w:p>
+            <w:r>
+              <w:t>05_ACPOS_Creative_Production_AI_ASSET_VIDEO_EDIT_VOICE_QA_Mother_Basic_Logic_Design_Normative_Contract_v1.0.docx</w:t>
+            </w:r>
+          </w:p>
+        </w:tc>
+      </w:tr>
+      <w:tr>
+        <w:tc>
+          <w:tcPr>
+            <w:tcW w:type="dxa" w:w="5349"/>
+          </w:tcPr>
+          <w:p>
+            <w:r>
+              <w:t>System Contract 06</w:t>
+            </w:r>
+          </w:p>
+        </w:tc>
+        <w:tc>
+          <w:tcPr>
+            <w:tcW w:type="dxa" w:w="5349"/>
+          </w:tcPr>
+          <w:p>
+            <w:r>
+              <w:t>06_ACPOS_Enterprise_Business_Development_AI_System_Mother_Basic_Logic_Design_Normative_Contract_v1.0.docx</w:t>
+            </w:r>
+          </w:p>
+        </w:tc>
+      </w:tr>
+      <w:tr>
+        <w:tc>
+          <w:tcPr>
+            <w:tcW w:type="dxa" w:w="5349"/>
+          </w:tcPr>
+          <w:p>
+            <w:r>
+              <w:t>System Contract 07</w:t>
+            </w:r>
+          </w:p>
+        </w:tc>
+        <w:tc>
+          <w:tcPr>
+            <w:tcW w:type="dxa" w:w="5349"/>
+          </w:tcPr>
+          <w:p>
+            <w:r>
+              <w:t>07_ACPOS_Social_Publishing_AI_System_Mother_Basic_Logic_Design_Normative_Contract_v1.0.docx</w:t>
+            </w:r>
+          </w:p>
+        </w:tc>
+      </w:tr>
+      <w:tr>
+        <w:tc>
+          <w:tcPr>
+            <w:tcW w:type="dxa" w:w="5349"/>
+          </w:tcPr>
+          <w:p>
+            <w:r>
+              <w:t>System Contract 08</w:t>
+            </w:r>
+          </w:p>
+        </w:tc>
+        <w:tc>
+          <w:tcPr>
+            <w:tcW w:type="dxa" w:w="5349"/>
+          </w:tcPr>
+          <w:p>
+            <w:r>
+              <w:t>08_ACPOS_Strategy_Intelligence_MultiAI_Decision_System_Mother_Basic_Logic_Design_Normative_Contract_v1.0.docx</w:t>
+            </w:r>
+          </w:p>
+        </w:tc>
+      </w:tr>
+      <w:tr>
+        <w:tc>
+          <w:tcPr>
+            <w:tcW w:type="dxa" w:w="5349"/>
+          </w:tcPr>
+          <w:p>
+            <w:r>
+              <w:t>System Contract 09</w:t>
+            </w:r>
+          </w:p>
+        </w:tc>
+        <w:tc>
+          <w:tcPr>
+            <w:tcW w:type="dxa" w:w="5349"/>
+          </w:tcPr>
+          <w:p>
+            <w:r>
+              <w:t>09_ACPOS_AI_System_Engineer_Self_Inspection_Evolution_System_Mother_Basic_Logic_Design_Normative_Contract_v1.0.docx</w:t>
             </w:r>
           </w:p>
         </w:tc>
